--- a/docs/phase4/dollar_doodle_tasklist.docx
+++ b/docs/phase4/dollar_doodle_tasklist.docx
@@ -9,41 +9,610 @@
         <w:tblLook w:val="04A0" w:firstRow="1" w:lastRow="0" w:firstColumn="1" w:lastColumn="0" w:noHBand="0" w:noVBand="1"/>
       </w:tblPr>
       <w:tblGrid>
-        <w:gridCol w:w="2337"/>
-        <w:gridCol w:w="2337"/>
-        <w:gridCol w:w="2338"/>
-        <w:gridCol w:w="2338"/>
+        <w:gridCol w:w="2053"/>
+        <w:gridCol w:w="1964"/>
+        <w:gridCol w:w="1478"/>
+        <w:gridCol w:w="1906"/>
+        <w:gridCol w:w="1949"/>
       </w:tblGrid>
       <w:tr>
         <w:tc>
           <w:tcPr>
-            <w:tcW w:w="2337" w:type="dxa"/>
-          </w:tcPr>
-          <w:p>
-            <w:r>
+            <w:tcW w:w="2053" w:type="dxa"/>
+          </w:tcPr>
+          <w:p>
+            <w:pPr>
+              <w:rPr>
+                <w:b/>
+                <w:bCs/>
+              </w:rPr>
+            </w:pPr>
+            <w:r>
+              <w:rPr>
+                <w:b/>
+                <w:bCs/>
+              </w:rPr>
               <w:t>Issue/Feature</w:t>
             </w:r>
           </w:p>
         </w:tc>
         <w:tc>
           <w:tcPr>
-            <w:tcW w:w="2337" w:type="dxa"/>
-          </w:tcPr>
-          <w:p>
-            <w:r>
+            <w:tcW w:w="1964" w:type="dxa"/>
+          </w:tcPr>
+          <w:p>
+            <w:pPr>
+              <w:rPr>
+                <w:b/>
+                <w:bCs/>
+              </w:rPr>
+            </w:pPr>
+            <w:r>
+              <w:rPr>
+                <w:b/>
+                <w:bCs/>
+              </w:rPr>
               <w:t>Description</w:t>
             </w:r>
           </w:p>
         </w:tc>
         <w:tc>
           <w:tcPr>
-            <w:tcW w:w="2338" w:type="dxa"/>
+            <w:tcW w:w="1478" w:type="dxa"/>
+          </w:tcPr>
+          <w:p>
+            <w:pPr>
+              <w:rPr>
+                <w:b/>
+                <w:bCs/>
+              </w:rPr>
+            </w:pPr>
+            <w:r>
+              <w:rPr>
+                <w:b/>
+                <w:bCs/>
+              </w:rPr>
+              <w:t xml:space="preserve">Priority (1-5, 1 being most important) </w:t>
+            </w:r>
+          </w:p>
+        </w:tc>
+        <w:tc>
+          <w:tcPr>
+            <w:tcW w:w="1906" w:type="dxa"/>
+          </w:tcPr>
+          <w:p>
+            <w:pPr>
+              <w:rPr>
+                <w:b/>
+                <w:bCs/>
+              </w:rPr>
+            </w:pPr>
+            <w:r>
+              <w:rPr>
+                <w:b/>
+                <w:bCs/>
+              </w:rPr>
+              <w:t>Developer</w:t>
+            </w:r>
+          </w:p>
+        </w:tc>
+        <w:tc>
+          <w:tcPr>
+            <w:tcW w:w="1949" w:type="dxa"/>
+          </w:tcPr>
+          <w:p>
+            <w:pPr>
+              <w:rPr>
+                <w:b/>
+                <w:bCs/>
+              </w:rPr>
+            </w:pPr>
+            <w:r>
+              <w:rPr>
+                <w:b/>
+                <w:bCs/>
+              </w:rPr>
+              <w:t>Date Completed</w:t>
+            </w:r>
+          </w:p>
+        </w:tc>
+      </w:tr>
+      <w:tr>
+        <w:tc>
+          <w:tcPr>
+            <w:tcW w:w="2053" w:type="dxa"/>
+          </w:tcPr>
+          <w:p>
+            <w:r>
+              <w:t>Budget screen</w:t>
+            </w:r>
+          </w:p>
+        </w:tc>
+        <w:tc>
+          <w:tcPr>
+            <w:tcW w:w="1964" w:type="dxa"/>
+          </w:tcPr>
+          <w:p>
+            <w:r>
+              <w:t>Screen to be able to set budgets for the OpenAI to be able to use that budget to give feedback</w:t>
+            </w:r>
+          </w:p>
+        </w:tc>
+        <w:tc>
+          <w:tcPr>
+            <w:tcW w:w="1478" w:type="dxa"/>
+          </w:tcPr>
+          <w:p>
+            <w:r>
+              <w:t>1</w:t>
+            </w:r>
+          </w:p>
+        </w:tc>
+        <w:tc>
+          <w:tcPr>
+            <w:tcW w:w="1906" w:type="dxa"/>
+          </w:tcPr>
+          <w:p>
+            <w:r>
+              <w:t>Eva</w:t>
+            </w:r>
+          </w:p>
+        </w:tc>
+        <w:tc>
+          <w:tcPr>
+            <w:tcW w:w="1949" w:type="dxa"/>
           </w:tcPr>
           <w:p/>
         </w:tc>
-        <w:tc>
-          <w:tcPr>
-            <w:tcW w:w="2338" w:type="dxa"/>
+      </w:tr>
+      <w:tr>
+        <w:tc>
+          <w:tcPr>
+            <w:tcW w:w="2053" w:type="dxa"/>
+          </w:tcPr>
+          <w:p>
+            <w:r>
+              <w:t>Localhost messages</w:t>
+            </w:r>
+          </w:p>
+        </w:tc>
+        <w:tc>
+          <w:tcPr>
+            <w:tcW w:w="1964" w:type="dxa"/>
+          </w:tcPr>
+          <w:p>
+            <w:r>
+              <w:t>Change ANY local host message to be an in-app message instead</w:t>
+            </w:r>
+          </w:p>
+        </w:tc>
+        <w:tc>
+          <w:tcPr>
+            <w:tcW w:w="1478" w:type="dxa"/>
+          </w:tcPr>
+          <w:p>
+            <w:r>
+              <w:t>1</w:t>
+            </w:r>
+          </w:p>
+        </w:tc>
+        <w:tc>
+          <w:tcPr>
+            <w:tcW w:w="1906" w:type="dxa"/>
+          </w:tcPr>
+          <w:p>
+            <w:r>
+              <w:t>Nick</w:t>
+            </w:r>
+          </w:p>
+        </w:tc>
+        <w:tc>
+          <w:tcPr>
+            <w:tcW w:w="1949" w:type="dxa"/>
+          </w:tcPr>
+          <w:p/>
+        </w:tc>
+      </w:tr>
+      <w:tr>
+        <w:tc>
+          <w:tcPr>
+            <w:tcW w:w="2053" w:type="dxa"/>
+          </w:tcPr>
+          <w:p>
+            <w:r>
+              <w:t>Filters</w:t>
+            </w:r>
+          </w:p>
+        </w:tc>
+        <w:tc>
+          <w:tcPr>
+            <w:tcW w:w="1964" w:type="dxa"/>
+          </w:tcPr>
+          <w:p>
+            <w:r>
+              <w:t>Allow the user to filter transactions by certain fields</w:t>
+            </w:r>
+          </w:p>
+        </w:tc>
+        <w:tc>
+          <w:tcPr>
+            <w:tcW w:w="1478" w:type="dxa"/>
+          </w:tcPr>
+          <w:p>
+            <w:r>
+              <w:t>2</w:t>
+            </w:r>
+          </w:p>
+        </w:tc>
+        <w:tc>
+          <w:tcPr>
+            <w:tcW w:w="1906" w:type="dxa"/>
+          </w:tcPr>
+          <w:p>
+            <w:r>
+              <w:t>Roma</w:t>
+            </w:r>
+          </w:p>
+        </w:tc>
+        <w:tc>
+          <w:tcPr>
+            <w:tcW w:w="1949" w:type="dxa"/>
+          </w:tcPr>
+          <w:p/>
+        </w:tc>
+      </w:tr>
+      <w:tr>
+        <w:tc>
+          <w:tcPr>
+            <w:tcW w:w="2053" w:type="dxa"/>
+          </w:tcPr>
+          <w:p>
+            <w:r>
+              <w:t xml:space="preserve">Veryfi categories </w:t>
+            </w:r>
+          </w:p>
+        </w:tc>
+        <w:tc>
+          <w:tcPr>
+            <w:tcW w:w="1964" w:type="dxa"/>
+          </w:tcPr>
+          <w:p>
+            <w:r>
+              <w:t>Attempt to get Veryfi to categorize better</w:t>
+            </w:r>
+          </w:p>
+        </w:tc>
+        <w:tc>
+          <w:tcPr>
+            <w:tcW w:w="1478" w:type="dxa"/>
+          </w:tcPr>
+          <w:p>
+            <w:r>
+              <w:t>3</w:t>
+            </w:r>
+          </w:p>
+        </w:tc>
+        <w:tc>
+          <w:tcPr>
+            <w:tcW w:w="1906" w:type="dxa"/>
+          </w:tcPr>
+          <w:p>
+            <w:r>
+              <w:t>Roma</w:t>
+            </w:r>
+          </w:p>
+        </w:tc>
+        <w:tc>
+          <w:tcPr>
+            <w:tcW w:w="1949" w:type="dxa"/>
+          </w:tcPr>
+          <w:p/>
+        </w:tc>
+      </w:tr>
+      <w:tr>
+        <w:tc>
+          <w:tcPr>
+            <w:tcW w:w="2053" w:type="dxa"/>
+          </w:tcPr>
+          <w:p>
+            <w:r>
+              <w:t xml:space="preserve">Mass </w:t>
+            </w:r>
+            <w:r>
+              <w:t>deletes</w:t>
+            </w:r>
+          </w:p>
+        </w:tc>
+        <w:tc>
+          <w:tcPr>
+            <w:tcW w:w="1964" w:type="dxa"/>
+          </w:tcPr>
+          <w:p>
+            <w:r>
+              <w:t xml:space="preserve">Attempt to make it where we can allow a user to be able to delete </w:t>
+            </w:r>
+            <w:r>
+              <w:t>multiple transactions at once</w:t>
+            </w:r>
+          </w:p>
+        </w:tc>
+        <w:tc>
+          <w:tcPr>
+            <w:tcW w:w="1478" w:type="dxa"/>
+          </w:tcPr>
+          <w:p>
+            <w:r>
+              <w:t>3</w:t>
+            </w:r>
+          </w:p>
+        </w:tc>
+        <w:tc>
+          <w:tcPr>
+            <w:tcW w:w="1906" w:type="dxa"/>
+          </w:tcPr>
+          <w:p>
+            <w:r>
+              <w:t>Roma</w:t>
+            </w:r>
+          </w:p>
+        </w:tc>
+        <w:tc>
+          <w:tcPr>
+            <w:tcW w:w="1949" w:type="dxa"/>
+          </w:tcPr>
+          <w:p/>
+        </w:tc>
+      </w:tr>
+      <w:tr>
+        <w:tc>
+          <w:tcPr>
+            <w:tcW w:w="2053" w:type="dxa"/>
+          </w:tcPr>
+          <w:p>
+            <w:r>
+              <w:t>Page implementation</w:t>
+            </w:r>
+          </w:p>
+        </w:tc>
+        <w:tc>
+          <w:tcPr>
+            <w:tcW w:w="1964" w:type="dxa"/>
+          </w:tcPr>
+          <w:p>
+            <w:r>
+              <w:t xml:space="preserve">Show only a certain </w:t>
+            </w:r>
+            <w:r>
+              <w:t>number</w:t>
+            </w:r>
+            <w:r>
+              <w:t xml:space="preserve"> of transactions</w:t>
+            </w:r>
+            <w:r>
+              <w:t xml:space="preserve"> on a page. </w:t>
+            </w:r>
+          </w:p>
+        </w:tc>
+        <w:tc>
+          <w:tcPr>
+            <w:tcW w:w="1478" w:type="dxa"/>
+          </w:tcPr>
+          <w:p>
+            <w:r>
+              <w:t>5</w:t>
+            </w:r>
+          </w:p>
+        </w:tc>
+        <w:tc>
+          <w:tcPr>
+            <w:tcW w:w="1906" w:type="dxa"/>
+          </w:tcPr>
+          <w:p/>
+        </w:tc>
+        <w:tc>
+          <w:tcPr>
+            <w:tcW w:w="1949" w:type="dxa"/>
+          </w:tcPr>
+          <w:p/>
+        </w:tc>
+      </w:tr>
+      <w:tr>
+        <w:tc>
+          <w:tcPr>
+            <w:tcW w:w="2053" w:type="dxa"/>
+          </w:tcPr>
+          <w:p>
+            <w:r>
+              <w:t>Graphs</w:t>
+            </w:r>
+          </w:p>
+        </w:tc>
+        <w:tc>
+          <w:tcPr>
+            <w:tcW w:w="1964" w:type="dxa"/>
+          </w:tcPr>
+          <w:p>
+            <w:r>
+              <w:t>Allow users to be able to see graphs made by the system</w:t>
+            </w:r>
+          </w:p>
+        </w:tc>
+        <w:tc>
+          <w:tcPr>
+            <w:tcW w:w="1478" w:type="dxa"/>
+          </w:tcPr>
+          <w:p>
+            <w:r>
+              <w:t>1</w:t>
+            </w:r>
+          </w:p>
+        </w:tc>
+        <w:tc>
+          <w:tcPr>
+            <w:tcW w:w="1906" w:type="dxa"/>
+          </w:tcPr>
+          <w:p>
+            <w:r>
+              <w:t>Daniel</w:t>
+            </w:r>
+          </w:p>
+        </w:tc>
+        <w:tc>
+          <w:tcPr>
+            <w:tcW w:w="1949" w:type="dxa"/>
+          </w:tcPr>
+          <w:p/>
+        </w:tc>
+      </w:tr>
+      <w:tr>
+        <w:tc>
+          <w:tcPr>
+            <w:tcW w:w="2053" w:type="dxa"/>
+          </w:tcPr>
+          <w:p>
+            <w:r>
+              <w:t>Server hosting</w:t>
+            </w:r>
+          </w:p>
+        </w:tc>
+        <w:tc>
+          <w:tcPr>
+            <w:tcW w:w="1964" w:type="dxa"/>
+          </w:tcPr>
+          <w:p>
+            <w:r>
+              <w:t xml:space="preserve">Look into possibly hosting the database and web </w:t>
+            </w:r>
+            <w:r>
+              <w:lastRenderedPageBreak/>
+              <w:t>application to a server</w:t>
+            </w:r>
+          </w:p>
+        </w:tc>
+        <w:tc>
+          <w:tcPr>
+            <w:tcW w:w="1478" w:type="dxa"/>
+          </w:tcPr>
+          <w:p>
+            <w:r>
+              <w:lastRenderedPageBreak/>
+              <w:t>4</w:t>
+            </w:r>
+          </w:p>
+        </w:tc>
+        <w:tc>
+          <w:tcPr>
+            <w:tcW w:w="1906" w:type="dxa"/>
+          </w:tcPr>
+          <w:p>
+            <w:r>
+              <w:t>Nick</w:t>
+            </w:r>
+          </w:p>
+        </w:tc>
+        <w:tc>
+          <w:tcPr>
+            <w:tcW w:w="1949" w:type="dxa"/>
+          </w:tcPr>
+          <w:p/>
+        </w:tc>
+      </w:tr>
+      <w:tr>
+        <w:tc>
+          <w:tcPr>
+            <w:tcW w:w="2053" w:type="dxa"/>
+          </w:tcPr>
+          <w:p>
+            <w:r>
+              <w:t>Bug Testing</w:t>
+            </w:r>
+          </w:p>
+        </w:tc>
+        <w:tc>
+          <w:tcPr>
+            <w:tcW w:w="1964" w:type="dxa"/>
+          </w:tcPr>
+          <w:p>
+            <w:r>
+              <w:t>Find multiple different bugs like data validation</w:t>
+            </w:r>
+          </w:p>
+        </w:tc>
+        <w:tc>
+          <w:tcPr>
+            <w:tcW w:w="1478" w:type="dxa"/>
+          </w:tcPr>
+          <w:p>
+            <w:r>
+              <w:t>1</w:t>
+            </w:r>
+          </w:p>
+        </w:tc>
+        <w:tc>
+          <w:tcPr>
+            <w:tcW w:w="1906" w:type="dxa"/>
+          </w:tcPr>
+          <w:p>
+            <w:r>
+              <w:t>Alex</w:t>
+            </w:r>
+          </w:p>
+        </w:tc>
+        <w:tc>
+          <w:tcPr>
+            <w:tcW w:w="1949" w:type="dxa"/>
+          </w:tcPr>
+          <w:p/>
+        </w:tc>
+      </w:tr>
+      <w:tr>
+        <w:tc>
+          <w:tcPr>
+            <w:tcW w:w="2053" w:type="dxa"/>
+          </w:tcPr>
+          <w:p>
+            <w:r>
+              <w:t>CSS styling issue in update</w:t>
+            </w:r>
+          </w:p>
+        </w:tc>
+        <w:tc>
+          <w:tcPr>
+            <w:tcW w:w="1964" w:type="dxa"/>
+          </w:tcPr>
+          <w:p>
+            <w:r>
+              <w:t xml:space="preserve">Date isn’t in a good </w:t>
+            </w:r>
+            <w:proofErr w:type="gramStart"/>
+            <w:r>
+              <w:t>spot</w:t>
+            </w:r>
+            <w:proofErr w:type="gramEnd"/>
+            <w:r>
+              <w:t xml:space="preserve"> so we need to adjust the spot</w:t>
+            </w:r>
+          </w:p>
+        </w:tc>
+        <w:tc>
+          <w:tcPr>
+            <w:tcW w:w="1478" w:type="dxa"/>
+          </w:tcPr>
+          <w:p>
+            <w:r>
+              <w:t>2</w:t>
+            </w:r>
+          </w:p>
+        </w:tc>
+        <w:tc>
+          <w:tcPr>
+            <w:tcW w:w="1906" w:type="dxa"/>
+          </w:tcPr>
+          <w:p/>
+        </w:tc>
+        <w:tc>
+          <w:tcPr>
+            <w:tcW w:w="1949" w:type="dxa"/>
           </w:tcPr>
           <w:p/>
         </w:tc>

--- a/docs/phase4/dollar_doodle_tasklist.docx
+++ b/docs/phase4/dollar_doodle_tasklist.docx
@@ -1,36 +1,39 @@
 
 <file path=word/document.xml><?xml version="1.0" encoding="utf-8"?>
-<w:document xmlns:wpc="http://schemas.microsoft.com/office/word/2010/wordprocessingCanvas" xmlns:cx="http://schemas.microsoft.com/office/drawing/2014/chartex" xmlns:cx1="http://schemas.microsoft.com/office/drawing/2015/9/8/chartex" xmlns:cx2="http://schemas.microsoft.com/office/drawing/2015/10/21/chartex" xmlns:cx3="http://schemas.microsoft.com/office/drawing/2016/5/9/chartex" xmlns:cx4="http://schemas.microsoft.com/office/drawing/2016/5/10/chartex" xmlns:cx5="http://schemas.microsoft.com/office/drawing/2016/5/11/chartex" xmlns:cx6="http://schemas.microsoft.com/office/drawing/2016/5/12/chartex" xmlns:cx7="http://schemas.microsoft.com/office/drawing/2016/5/13/chartex" xmlns:cx8="http://schemas.microsoft.com/office/drawing/2016/5/14/chartex" xmlns:mc="http://schemas.openxmlformats.org/markup-compatibility/2006" xmlns:aink="http://schemas.microsoft.com/office/drawing/2016/ink" xmlns:am3d="http://schemas.microsoft.com/office/drawing/2017/model3d" xmlns:o="urn:schemas-microsoft-com:office:office" xmlns:oel="http://schemas.microsoft.com/office/2019/extlst" xmlns:r="http://schemas.openxmlformats.org/officeDocument/2006/relationships" xmlns:m="http://schemas.openxmlformats.org/officeDocument/2006/math" xmlns:v="urn:schemas-microsoft-com:vml" xmlns:wp14="http://schemas.microsoft.com/office/word/2010/wordprocessingDrawing" xmlns:wp="http://schemas.openxmlformats.org/drawingml/2006/wordprocessingDrawing" xmlns:w10="urn:schemas-microsoft-com:office:word" xmlns:w="http://schemas.openxmlformats.org/wordprocessingml/2006/main" xmlns:w14="http://schemas.microsoft.com/office/word/2010/wordml" xmlns:w15="http://schemas.microsoft.com/office/word/2012/wordml" xmlns:w16cex="http://schemas.microsoft.com/office/word/2018/wordml/cex" xmlns:w16cid="http://schemas.microsoft.com/office/word/2016/wordml/cid" xmlns:w16="http://schemas.microsoft.com/office/word/2018/wordml" xmlns:w16du="http://schemas.microsoft.com/office/word/2023/wordml/word16du" xmlns:w16sdtdh="http://schemas.microsoft.com/office/word/2020/wordml/sdtdatahash" xmlns:w16sdtfl="http://schemas.microsoft.com/office/word/2024/wordml/sdtformatlock" xmlns:w16se="http://schemas.microsoft.com/office/word/2015/wordml/symex" xmlns:wpg="http://schemas.microsoft.com/office/word/2010/wordprocessingGroup" xmlns:wpi="http://schemas.microsoft.com/office/word/2010/wordprocessingInk" xmlns:wne="http://schemas.microsoft.com/office/word/2006/wordml" xmlns:wps="http://schemas.microsoft.com/office/word/2010/wordprocessingShape" mc:Ignorable="w14 w15 w16se w16cid w16 w16cex w16sdtdh w16sdtfl w16du wp14">
+<w:document xmlns:wpc="http://schemas.microsoft.com/office/word/2010/wordprocessingCanvas" xmlns:cx="http://schemas.microsoft.com/office/drawing/2014/chartex" xmlns:cx1="http://schemas.microsoft.com/office/drawing/2015/9/8/chartex" xmlns:cx2="http://schemas.microsoft.com/office/drawing/2015/10/21/chartex" xmlns:cx3="http://schemas.microsoft.com/office/drawing/2016/5/9/chartex" xmlns:cx4="http://schemas.microsoft.com/office/drawing/2016/5/10/chartex" xmlns:cx5="http://schemas.microsoft.com/office/drawing/2016/5/11/chartex" xmlns:cx6="http://schemas.microsoft.com/office/drawing/2016/5/12/chartex" xmlns:cx7="http://schemas.microsoft.com/office/drawing/2016/5/13/chartex" xmlns:cx8="http://schemas.microsoft.com/office/drawing/2016/5/14/chartex" xmlns:mc="http://schemas.openxmlformats.org/markup-compatibility/2006" xmlns:aink="http://schemas.microsoft.com/office/drawing/2016/ink" xmlns:am3d="http://schemas.microsoft.com/office/drawing/2017/model3d" xmlns:o="urn:schemas-microsoft-com:office:office" xmlns:oel="http://schemas.microsoft.com/office/2019/extlst" xmlns:r="http://schemas.openxmlformats.org/officeDocument/2006/relationships" xmlns:m="http://schemas.openxmlformats.org/officeDocument/2006/math" xmlns:v="urn:schemas-microsoft-com:vml" xmlns:wp14="http://schemas.microsoft.com/office/word/2010/wordprocessingDrawing" xmlns:wp="http://schemas.openxmlformats.org/drawingml/2006/wordprocessingDrawing" xmlns:w10="urn:schemas-microsoft-com:office:word" xmlns:w="http://schemas.openxmlformats.org/wordprocessingml/2006/main" xmlns:w14="http://schemas.microsoft.com/office/word/2010/wordml" xmlns:w15="http://schemas.microsoft.com/office/word/2012/wordml" xmlns:w16cex="http://schemas.microsoft.com/office/word/2018/wordml/cex" xmlns:w16cid="http://schemas.microsoft.com/office/word/2016/wordml/cid" xmlns:w16="http://schemas.microsoft.com/office/word/2018/wordml" xmlns:w16du="http://schemas.microsoft.com/office/word/2023/wordml/word16du" xmlns:w16sdtdh="http://schemas.microsoft.com/office/word/2020/wordml/sdtdatahash" xmlns:w16se="http://schemas.microsoft.com/office/word/2015/wordml/symex" xmlns:wpg="http://schemas.microsoft.com/office/word/2010/wordprocessingGroup" xmlns:wpi="http://schemas.microsoft.com/office/word/2010/wordprocessingInk" xmlns:wne="http://schemas.microsoft.com/office/word/2006/wordml" xmlns:wps="http://schemas.microsoft.com/office/word/2010/wordprocessingShape" mc:Ignorable="w14 w15 w16se w16cid w16 w16cex w16sdtdh w16du wp14">
   <w:body>
+    <w:p/>
     <w:tbl>
       <w:tblPr>
         <w:tblStyle w:val="TableGrid"/>
-        <w:tblW w:w="0" w:type="auto"/>
+        <w:tblW w:w="10890" w:type="dxa"/>
+        <w:tblInd w:w="-815" w:type="dxa"/>
         <w:tblLook w:val="04A0" w:firstRow="1" w:lastRow="0" w:firstColumn="1" w:lastColumn="0" w:noHBand="0" w:noVBand="1"/>
       </w:tblPr>
       <w:tblGrid>
-        <w:gridCol w:w="2053"/>
-        <w:gridCol w:w="1964"/>
-        <w:gridCol w:w="1478"/>
-        <w:gridCol w:w="1906"/>
-        <w:gridCol w:w="1949"/>
+        <w:gridCol w:w="2700"/>
+        <w:gridCol w:w="3600"/>
+        <w:gridCol w:w="1260"/>
+        <w:gridCol w:w="1440"/>
+        <w:gridCol w:w="1890"/>
       </w:tblGrid>
       <w:tr>
         <w:tc>
           <w:tcPr>
-            <w:tcW w:w="2053" w:type="dxa"/>
-          </w:tcPr>
-          <w:p>
-            <w:pPr>
-              <w:rPr>
-                <w:b/>
-                <w:bCs/>
-              </w:rPr>
-            </w:pPr>
-            <w:r>
-              <w:rPr>
-                <w:b/>
-                <w:bCs/>
+            <w:tcW w:w="2700" w:type="dxa"/>
+          </w:tcPr>
+          <w:p>
+            <w:pPr>
+              <w:pStyle w:val="Heading1"/>
+              <w:rPr>
+                <w:sz w:val="24"/>
+                <w:szCs w:val="24"/>
+              </w:rPr>
+            </w:pPr>
+            <w:r>
+              <w:rPr>
+                <w:sz w:val="24"/>
+                <w:szCs w:val="24"/>
               </w:rPr>
               <w:t>Issue/Feature</w:t>
             </w:r>
@@ -38,19 +41,20 @@
         </w:tc>
         <w:tc>
           <w:tcPr>
-            <w:tcW w:w="1964" w:type="dxa"/>
-          </w:tcPr>
-          <w:p>
-            <w:pPr>
-              <w:rPr>
-                <w:b/>
-                <w:bCs/>
-              </w:rPr>
-            </w:pPr>
-            <w:r>
-              <w:rPr>
-                <w:b/>
-                <w:bCs/>
+            <w:tcW w:w="3600" w:type="dxa"/>
+          </w:tcPr>
+          <w:p>
+            <w:pPr>
+              <w:pStyle w:val="Heading1"/>
+              <w:rPr>
+                <w:sz w:val="24"/>
+                <w:szCs w:val="24"/>
+              </w:rPr>
+            </w:pPr>
+            <w:r>
+              <w:rPr>
+                <w:sz w:val="24"/>
+                <w:szCs w:val="24"/>
               </w:rPr>
               <w:t>Description</w:t>
             </w:r>
@@ -58,39 +62,41 @@
         </w:tc>
         <w:tc>
           <w:tcPr>
-            <w:tcW w:w="1478" w:type="dxa"/>
-          </w:tcPr>
-          <w:p>
-            <w:pPr>
-              <w:rPr>
-                <w:b/>
-                <w:bCs/>
-              </w:rPr>
-            </w:pPr>
-            <w:r>
-              <w:rPr>
-                <w:b/>
-                <w:bCs/>
-              </w:rPr>
-              <w:t xml:space="preserve">Priority (1-5, 1 being most important) </w:t>
-            </w:r>
-          </w:p>
-        </w:tc>
-        <w:tc>
-          <w:tcPr>
-            <w:tcW w:w="1906" w:type="dxa"/>
-          </w:tcPr>
-          <w:p>
-            <w:pPr>
-              <w:rPr>
-                <w:b/>
-                <w:bCs/>
-              </w:rPr>
-            </w:pPr>
-            <w:r>
-              <w:rPr>
-                <w:b/>
-                <w:bCs/>
+            <w:tcW w:w="1260" w:type="dxa"/>
+          </w:tcPr>
+          <w:p>
+            <w:pPr>
+              <w:pStyle w:val="Heading1"/>
+              <w:rPr>
+                <w:sz w:val="24"/>
+                <w:szCs w:val="24"/>
+              </w:rPr>
+            </w:pPr>
+            <w:r>
+              <w:rPr>
+                <w:sz w:val="24"/>
+                <w:szCs w:val="24"/>
+              </w:rPr>
+              <w:t>Priority (1-5, 1 being most important)</w:t>
+            </w:r>
+          </w:p>
+        </w:tc>
+        <w:tc>
+          <w:tcPr>
+            <w:tcW w:w="1440" w:type="dxa"/>
+          </w:tcPr>
+          <w:p>
+            <w:pPr>
+              <w:pStyle w:val="Heading1"/>
+              <w:rPr>
+                <w:sz w:val="24"/>
+                <w:szCs w:val="24"/>
+              </w:rPr>
+            </w:pPr>
+            <w:r>
+              <w:rPr>
+                <w:sz w:val="24"/>
+                <w:szCs w:val="24"/>
               </w:rPr>
               <w:t>Developer</w:t>
             </w:r>
@@ -98,19 +104,20 @@
         </w:tc>
         <w:tc>
           <w:tcPr>
-            <w:tcW w:w="1949" w:type="dxa"/>
-          </w:tcPr>
-          <w:p>
-            <w:pPr>
-              <w:rPr>
-                <w:b/>
-                <w:bCs/>
-              </w:rPr>
-            </w:pPr>
-            <w:r>
-              <w:rPr>
-                <w:b/>
-                <w:bCs/>
+            <w:tcW w:w="1890" w:type="dxa"/>
+          </w:tcPr>
+          <w:p>
+            <w:pPr>
+              <w:pStyle w:val="Heading1"/>
+              <w:rPr>
+                <w:sz w:val="24"/>
+                <w:szCs w:val="24"/>
+              </w:rPr>
+            </w:pPr>
+            <w:r>
+              <w:rPr>
+                <w:sz w:val="24"/>
+                <w:szCs w:val="24"/>
               </w:rPr>
               <w:t>Date Completed</w:t>
             </w:r>
@@ -120,505 +127,968 @@
       <w:tr>
         <w:tc>
           <w:tcPr>
-            <w:tcW w:w="2053" w:type="dxa"/>
-          </w:tcPr>
-          <w:p>
-            <w:r>
+            <w:tcW w:w="2700" w:type="dxa"/>
+          </w:tcPr>
+          <w:p>
+            <w:pPr>
+              <w:jc w:val="both"/>
+              <w:rPr>
+                <w:rFonts w:ascii="Times New Roman" w:hAnsi="Times New Roman" w:cs="Times New Roman"/>
+              </w:rPr>
+            </w:pPr>
+            <w:r>
+              <w:rPr>
+                <w:rFonts w:ascii="Times New Roman" w:hAnsi="Times New Roman" w:cs="Times New Roman"/>
+              </w:rPr>
               <w:t>Budget screen</w:t>
             </w:r>
           </w:p>
         </w:tc>
         <w:tc>
           <w:tcPr>
-            <w:tcW w:w="1964" w:type="dxa"/>
-          </w:tcPr>
-          <w:p>
-            <w:r>
+            <w:tcW w:w="3600" w:type="dxa"/>
+          </w:tcPr>
+          <w:p>
+            <w:pPr>
+              <w:jc w:val="both"/>
+              <w:rPr>
+                <w:rFonts w:ascii="Times New Roman" w:hAnsi="Times New Roman" w:cs="Times New Roman"/>
+              </w:rPr>
+            </w:pPr>
+            <w:r>
+              <w:rPr>
+                <w:rFonts w:ascii="Times New Roman" w:hAnsi="Times New Roman" w:cs="Times New Roman"/>
+              </w:rPr>
               <w:t>Screen to be able to set budgets for the OpenAI to be able to use that budget to give feedback</w:t>
             </w:r>
           </w:p>
         </w:tc>
         <w:tc>
           <w:tcPr>
-            <w:tcW w:w="1478" w:type="dxa"/>
-          </w:tcPr>
-          <w:p>
-            <w:r>
+            <w:tcW w:w="1260" w:type="dxa"/>
+          </w:tcPr>
+          <w:p>
+            <w:pPr>
+              <w:jc w:val="both"/>
+              <w:rPr>
+                <w:rFonts w:ascii="Times New Roman" w:hAnsi="Times New Roman" w:cs="Times New Roman"/>
+              </w:rPr>
+            </w:pPr>
+            <w:r>
+              <w:rPr>
+                <w:rFonts w:ascii="Times New Roman" w:hAnsi="Times New Roman" w:cs="Times New Roman"/>
+              </w:rPr>
               <w:t>1</w:t>
             </w:r>
           </w:p>
         </w:tc>
         <w:tc>
           <w:tcPr>
-            <w:tcW w:w="1906" w:type="dxa"/>
-          </w:tcPr>
-          <w:p>
-            <w:r>
+            <w:tcW w:w="1440" w:type="dxa"/>
+          </w:tcPr>
+          <w:p>
+            <w:pPr>
+              <w:jc w:val="both"/>
+              <w:rPr>
+                <w:rFonts w:ascii="Times New Roman" w:hAnsi="Times New Roman" w:cs="Times New Roman"/>
+              </w:rPr>
+            </w:pPr>
+            <w:r>
+              <w:rPr>
+                <w:rFonts w:ascii="Times New Roman" w:hAnsi="Times New Roman" w:cs="Times New Roman"/>
+              </w:rPr>
               <w:t>Eva</w:t>
             </w:r>
           </w:p>
         </w:tc>
         <w:tc>
           <w:tcPr>
-            <w:tcW w:w="1949" w:type="dxa"/>
-          </w:tcPr>
-          <w:p/>
+            <w:tcW w:w="1890" w:type="dxa"/>
+          </w:tcPr>
+          <w:p>
+            <w:pPr>
+              <w:jc w:val="both"/>
+              <w:rPr>
+                <w:rFonts w:ascii="Times New Roman" w:hAnsi="Times New Roman" w:cs="Times New Roman"/>
+              </w:rPr>
+            </w:pPr>
+          </w:p>
         </w:tc>
       </w:tr>
       <w:tr>
         <w:tc>
           <w:tcPr>
-            <w:tcW w:w="2053" w:type="dxa"/>
-          </w:tcPr>
-          <w:p>
-            <w:r>
+            <w:tcW w:w="2700" w:type="dxa"/>
+          </w:tcPr>
+          <w:p>
+            <w:pPr>
+              <w:jc w:val="both"/>
+              <w:rPr>
+                <w:rFonts w:ascii="Times New Roman" w:hAnsi="Times New Roman" w:cs="Times New Roman"/>
+              </w:rPr>
+            </w:pPr>
+            <w:r>
+              <w:rPr>
+                <w:rFonts w:ascii="Times New Roman" w:hAnsi="Times New Roman" w:cs="Times New Roman"/>
+              </w:rPr>
               <w:t>Localhost messages</w:t>
             </w:r>
           </w:p>
         </w:tc>
         <w:tc>
           <w:tcPr>
-            <w:tcW w:w="1964" w:type="dxa"/>
-          </w:tcPr>
-          <w:p>
-            <w:r>
+            <w:tcW w:w="3600" w:type="dxa"/>
+          </w:tcPr>
+          <w:p>
+            <w:pPr>
+              <w:jc w:val="both"/>
+              <w:rPr>
+                <w:rFonts w:ascii="Times New Roman" w:hAnsi="Times New Roman" w:cs="Times New Roman"/>
+              </w:rPr>
+            </w:pPr>
+            <w:r>
+              <w:rPr>
+                <w:rFonts w:ascii="Times New Roman" w:hAnsi="Times New Roman" w:cs="Times New Roman"/>
+              </w:rPr>
               <w:t>Change ANY local host message to be an in-app message instead</w:t>
             </w:r>
           </w:p>
         </w:tc>
         <w:tc>
           <w:tcPr>
-            <w:tcW w:w="1478" w:type="dxa"/>
-          </w:tcPr>
-          <w:p>
-            <w:r>
+            <w:tcW w:w="1260" w:type="dxa"/>
+          </w:tcPr>
+          <w:p>
+            <w:pPr>
+              <w:jc w:val="both"/>
+              <w:rPr>
+                <w:rFonts w:ascii="Times New Roman" w:hAnsi="Times New Roman" w:cs="Times New Roman"/>
+              </w:rPr>
+            </w:pPr>
+            <w:r>
+              <w:rPr>
+                <w:rFonts w:ascii="Times New Roman" w:hAnsi="Times New Roman" w:cs="Times New Roman"/>
+              </w:rPr>
               <w:t>1</w:t>
             </w:r>
           </w:p>
         </w:tc>
         <w:tc>
           <w:tcPr>
-            <w:tcW w:w="1906" w:type="dxa"/>
-          </w:tcPr>
-          <w:p>
-            <w:r>
+            <w:tcW w:w="1440" w:type="dxa"/>
+          </w:tcPr>
+          <w:p>
+            <w:pPr>
+              <w:jc w:val="both"/>
+              <w:rPr>
+                <w:rFonts w:ascii="Times New Roman" w:hAnsi="Times New Roman" w:cs="Times New Roman"/>
+              </w:rPr>
+            </w:pPr>
+            <w:r>
+              <w:rPr>
+                <w:rFonts w:ascii="Times New Roman" w:hAnsi="Times New Roman" w:cs="Times New Roman"/>
+              </w:rPr>
               <w:t>Nick</w:t>
             </w:r>
           </w:p>
         </w:tc>
         <w:tc>
           <w:tcPr>
-            <w:tcW w:w="1949" w:type="dxa"/>
-          </w:tcPr>
-          <w:p/>
+            <w:tcW w:w="1890" w:type="dxa"/>
+          </w:tcPr>
+          <w:p>
+            <w:pPr>
+              <w:jc w:val="both"/>
+              <w:rPr>
+                <w:rFonts w:ascii="Times New Roman" w:hAnsi="Times New Roman" w:cs="Times New Roman"/>
+              </w:rPr>
+            </w:pPr>
+          </w:p>
         </w:tc>
       </w:tr>
       <w:tr>
         <w:tc>
           <w:tcPr>
-            <w:tcW w:w="2053" w:type="dxa"/>
-          </w:tcPr>
-          <w:p>
-            <w:r>
+            <w:tcW w:w="2700" w:type="dxa"/>
+            <w:shd w:val="clear" w:color="auto" w:fill="8DD873" w:themeFill="accent6" w:themeFillTint="99"/>
+          </w:tcPr>
+          <w:p>
+            <w:pPr>
+              <w:jc w:val="both"/>
+              <w:rPr>
+                <w:rFonts w:ascii="Times New Roman" w:hAnsi="Times New Roman" w:cs="Times New Roman"/>
+              </w:rPr>
+            </w:pPr>
+            <w:r>
+              <w:rPr>
+                <w:rFonts w:ascii="Times New Roman" w:hAnsi="Times New Roman" w:cs="Times New Roman"/>
+              </w:rPr>
               <w:t>Filters</w:t>
             </w:r>
           </w:p>
         </w:tc>
         <w:tc>
           <w:tcPr>
-            <w:tcW w:w="1964" w:type="dxa"/>
-          </w:tcPr>
-          <w:p>
-            <w:r>
+            <w:tcW w:w="3600" w:type="dxa"/>
+            <w:shd w:val="clear" w:color="auto" w:fill="8DD873" w:themeFill="accent6" w:themeFillTint="99"/>
+          </w:tcPr>
+          <w:p>
+            <w:pPr>
+              <w:jc w:val="both"/>
+              <w:rPr>
+                <w:rFonts w:ascii="Times New Roman" w:hAnsi="Times New Roman" w:cs="Times New Roman"/>
+              </w:rPr>
+            </w:pPr>
+            <w:r>
+              <w:rPr>
+                <w:rFonts w:ascii="Times New Roman" w:hAnsi="Times New Roman" w:cs="Times New Roman"/>
+              </w:rPr>
               <w:t>Allow the user to filter transactions by certain fields</w:t>
             </w:r>
           </w:p>
         </w:tc>
         <w:tc>
           <w:tcPr>
-            <w:tcW w:w="1478" w:type="dxa"/>
-          </w:tcPr>
-          <w:p>
-            <w:r>
+            <w:tcW w:w="1260" w:type="dxa"/>
+            <w:shd w:val="clear" w:color="auto" w:fill="8DD873" w:themeFill="accent6" w:themeFillTint="99"/>
+          </w:tcPr>
+          <w:p>
+            <w:pPr>
+              <w:jc w:val="both"/>
+              <w:rPr>
+                <w:rFonts w:ascii="Times New Roman" w:hAnsi="Times New Roman" w:cs="Times New Roman"/>
+              </w:rPr>
+            </w:pPr>
+            <w:r>
+              <w:rPr>
+                <w:rFonts w:ascii="Times New Roman" w:hAnsi="Times New Roman" w:cs="Times New Roman"/>
+              </w:rPr>
               <w:t>2</w:t>
             </w:r>
           </w:p>
         </w:tc>
         <w:tc>
           <w:tcPr>
-            <w:tcW w:w="1906" w:type="dxa"/>
-          </w:tcPr>
-          <w:p>
-            <w:r>
+            <w:tcW w:w="1440" w:type="dxa"/>
+            <w:shd w:val="clear" w:color="auto" w:fill="8DD873" w:themeFill="accent6" w:themeFillTint="99"/>
+          </w:tcPr>
+          <w:p>
+            <w:pPr>
+              <w:jc w:val="both"/>
+              <w:rPr>
+                <w:rFonts w:ascii="Times New Roman" w:hAnsi="Times New Roman" w:cs="Times New Roman"/>
+              </w:rPr>
+            </w:pPr>
+            <w:r>
+              <w:rPr>
+                <w:rFonts w:ascii="Times New Roman" w:hAnsi="Times New Roman" w:cs="Times New Roman"/>
+              </w:rPr>
               <w:t>Roma</w:t>
             </w:r>
           </w:p>
         </w:tc>
         <w:tc>
           <w:tcPr>
-            <w:tcW w:w="1949" w:type="dxa"/>
-          </w:tcPr>
-          <w:p/>
+            <w:tcW w:w="1890" w:type="dxa"/>
+            <w:shd w:val="clear" w:color="auto" w:fill="8DD873" w:themeFill="accent6" w:themeFillTint="99"/>
+          </w:tcPr>
+          <w:p>
+            <w:pPr>
+              <w:jc w:val="both"/>
+              <w:rPr>
+                <w:rFonts w:ascii="Times New Roman" w:hAnsi="Times New Roman" w:cs="Times New Roman"/>
+              </w:rPr>
+            </w:pPr>
+            <w:r>
+              <w:rPr>
+                <w:rFonts w:ascii="Times New Roman" w:hAnsi="Times New Roman" w:cs="Times New Roman"/>
+              </w:rPr>
+              <w:t>04/21/2026</w:t>
+            </w:r>
+          </w:p>
         </w:tc>
       </w:tr>
       <w:tr>
         <w:tc>
           <w:tcPr>
-            <w:tcW w:w="2053" w:type="dxa"/>
-          </w:tcPr>
-          <w:p>
-            <w:r>
+            <w:tcW w:w="2700" w:type="dxa"/>
+          </w:tcPr>
+          <w:p>
+            <w:pPr>
+              <w:jc w:val="both"/>
+              <w:rPr>
+                <w:rFonts w:ascii="Times New Roman" w:hAnsi="Times New Roman" w:cs="Times New Roman"/>
+              </w:rPr>
+            </w:pPr>
+            <w:r>
+              <w:rPr>
+                <w:rFonts w:ascii="Times New Roman" w:hAnsi="Times New Roman" w:cs="Times New Roman"/>
+              </w:rPr>
               <w:t xml:space="preserve">Veryfi categories </w:t>
             </w:r>
           </w:p>
         </w:tc>
         <w:tc>
           <w:tcPr>
-            <w:tcW w:w="1964" w:type="dxa"/>
-          </w:tcPr>
-          <w:p>
-            <w:r>
+            <w:tcW w:w="3600" w:type="dxa"/>
+          </w:tcPr>
+          <w:p>
+            <w:pPr>
+              <w:jc w:val="both"/>
+              <w:rPr>
+                <w:rFonts w:ascii="Times New Roman" w:hAnsi="Times New Roman" w:cs="Times New Roman"/>
+              </w:rPr>
+            </w:pPr>
+            <w:r>
+              <w:rPr>
+                <w:rFonts w:ascii="Times New Roman" w:hAnsi="Times New Roman" w:cs="Times New Roman"/>
+              </w:rPr>
               <w:t>Attempt to get Veryfi to categorize better</w:t>
             </w:r>
           </w:p>
         </w:tc>
         <w:tc>
           <w:tcPr>
-            <w:tcW w:w="1478" w:type="dxa"/>
-          </w:tcPr>
-          <w:p>
-            <w:r>
+            <w:tcW w:w="1260" w:type="dxa"/>
+          </w:tcPr>
+          <w:p>
+            <w:pPr>
+              <w:jc w:val="both"/>
+              <w:rPr>
+                <w:rFonts w:ascii="Times New Roman" w:hAnsi="Times New Roman" w:cs="Times New Roman"/>
+              </w:rPr>
+            </w:pPr>
+            <w:r>
+              <w:rPr>
+                <w:rFonts w:ascii="Times New Roman" w:hAnsi="Times New Roman" w:cs="Times New Roman"/>
+              </w:rPr>
               <w:t>3</w:t>
             </w:r>
           </w:p>
         </w:tc>
         <w:tc>
           <w:tcPr>
-            <w:tcW w:w="1906" w:type="dxa"/>
-          </w:tcPr>
-          <w:p>
-            <w:r>
+            <w:tcW w:w="1440" w:type="dxa"/>
+          </w:tcPr>
+          <w:p>
+            <w:pPr>
+              <w:jc w:val="both"/>
+              <w:rPr>
+                <w:rFonts w:ascii="Times New Roman" w:hAnsi="Times New Roman" w:cs="Times New Roman"/>
+              </w:rPr>
+            </w:pPr>
+            <w:r>
+              <w:rPr>
+                <w:rFonts w:ascii="Times New Roman" w:hAnsi="Times New Roman" w:cs="Times New Roman"/>
+              </w:rPr>
               <w:t>Roma</w:t>
             </w:r>
           </w:p>
         </w:tc>
         <w:tc>
           <w:tcPr>
-            <w:tcW w:w="1949" w:type="dxa"/>
-          </w:tcPr>
-          <w:p/>
+            <w:tcW w:w="1890" w:type="dxa"/>
+          </w:tcPr>
+          <w:p>
+            <w:pPr>
+              <w:jc w:val="both"/>
+              <w:rPr>
+                <w:rFonts w:ascii="Times New Roman" w:hAnsi="Times New Roman" w:cs="Times New Roman"/>
+              </w:rPr>
+            </w:pPr>
+          </w:p>
         </w:tc>
       </w:tr>
       <w:tr>
         <w:tc>
           <w:tcPr>
-            <w:tcW w:w="2053" w:type="dxa"/>
-          </w:tcPr>
-          <w:p>
-            <w:r>
+            <w:tcW w:w="2700" w:type="dxa"/>
+          </w:tcPr>
+          <w:p>
+            <w:pPr>
+              <w:jc w:val="both"/>
+              <w:rPr>
+                <w:rFonts w:ascii="Times New Roman" w:hAnsi="Times New Roman" w:cs="Times New Roman"/>
+              </w:rPr>
+            </w:pPr>
+            <w:r>
+              <w:rPr>
+                <w:rFonts w:ascii="Times New Roman" w:hAnsi="Times New Roman" w:cs="Times New Roman"/>
+              </w:rPr>
               <w:t xml:space="preserve">Mass </w:t>
             </w:r>
             <w:r>
+              <w:rPr>
+                <w:rFonts w:ascii="Times New Roman" w:hAnsi="Times New Roman" w:cs="Times New Roman"/>
+              </w:rPr>
               <w:t>deletes</w:t>
             </w:r>
           </w:p>
         </w:tc>
         <w:tc>
           <w:tcPr>
-            <w:tcW w:w="1964" w:type="dxa"/>
-          </w:tcPr>
-          <w:p>
-            <w:r>
+            <w:tcW w:w="3600" w:type="dxa"/>
+          </w:tcPr>
+          <w:p>
+            <w:pPr>
+              <w:jc w:val="both"/>
+              <w:rPr>
+                <w:rFonts w:ascii="Times New Roman" w:hAnsi="Times New Roman" w:cs="Times New Roman"/>
+              </w:rPr>
+            </w:pPr>
+            <w:r>
+              <w:rPr>
+                <w:rFonts w:ascii="Times New Roman" w:hAnsi="Times New Roman" w:cs="Times New Roman"/>
+              </w:rPr>
               <w:t xml:space="preserve">Attempt to make it where we can allow a user to be able to delete </w:t>
             </w:r>
             <w:r>
+              <w:rPr>
+                <w:rFonts w:ascii="Times New Roman" w:hAnsi="Times New Roman" w:cs="Times New Roman"/>
+              </w:rPr>
               <w:t>multiple transactions at once</w:t>
             </w:r>
           </w:p>
         </w:tc>
         <w:tc>
           <w:tcPr>
-            <w:tcW w:w="1478" w:type="dxa"/>
-          </w:tcPr>
-          <w:p>
-            <w:r>
+            <w:tcW w:w="1260" w:type="dxa"/>
+          </w:tcPr>
+          <w:p>
+            <w:pPr>
+              <w:jc w:val="both"/>
+              <w:rPr>
+                <w:rFonts w:ascii="Times New Roman" w:hAnsi="Times New Roman" w:cs="Times New Roman"/>
+              </w:rPr>
+            </w:pPr>
+            <w:r>
+              <w:rPr>
+                <w:rFonts w:ascii="Times New Roman" w:hAnsi="Times New Roman" w:cs="Times New Roman"/>
+              </w:rPr>
               <w:t>3</w:t>
             </w:r>
           </w:p>
         </w:tc>
         <w:tc>
           <w:tcPr>
-            <w:tcW w:w="1906" w:type="dxa"/>
-          </w:tcPr>
-          <w:p>
-            <w:r>
+            <w:tcW w:w="1440" w:type="dxa"/>
+          </w:tcPr>
+          <w:p>
+            <w:pPr>
+              <w:jc w:val="both"/>
+              <w:rPr>
+                <w:rFonts w:ascii="Times New Roman" w:hAnsi="Times New Roman" w:cs="Times New Roman"/>
+              </w:rPr>
+            </w:pPr>
+            <w:r>
+              <w:rPr>
+                <w:rFonts w:ascii="Times New Roman" w:hAnsi="Times New Roman" w:cs="Times New Roman"/>
+              </w:rPr>
               <w:t>Roma</w:t>
             </w:r>
           </w:p>
         </w:tc>
         <w:tc>
           <w:tcPr>
-            <w:tcW w:w="1949" w:type="dxa"/>
-          </w:tcPr>
-          <w:p/>
+            <w:tcW w:w="1890" w:type="dxa"/>
+          </w:tcPr>
+          <w:p>
+            <w:pPr>
+              <w:jc w:val="both"/>
+              <w:rPr>
+                <w:rFonts w:ascii="Times New Roman" w:hAnsi="Times New Roman" w:cs="Times New Roman"/>
+              </w:rPr>
+            </w:pPr>
+          </w:p>
         </w:tc>
       </w:tr>
       <w:tr>
         <w:tc>
           <w:tcPr>
-            <w:tcW w:w="2053" w:type="dxa"/>
-          </w:tcPr>
-          <w:p>
-            <w:r>
+            <w:tcW w:w="2700" w:type="dxa"/>
+            <w:shd w:val="clear" w:color="auto" w:fill="8DD873" w:themeFill="accent6" w:themeFillTint="99"/>
+          </w:tcPr>
+          <w:p>
+            <w:pPr>
+              <w:jc w:val="both"/>
+              <w:rPr>
+                <w:rFonts w:ascii="Times New Roman" w:hAnsi="Times New Roman" w:cs="Times New Roman"/>
+              </w:rPr>
+            </w:pPr>
+            <w:r>
+              <w:rPr>
+                <w:rFonts w:ascii="Times New Roman" w:hAnsi="Times New Roman" w:cs="Times New Roman"/>
+              </w:rPr>
               <w:t>Page implementation</w:t>
             </w:r>
           </w:p>
         </w:tc>
         <w:tc>
           <w:tcPr>
-            <w:tcW w:w="1964" w:type="dxa"/>
-          </w:tcPr>
-          <w:p>
-            <w:r>
+            <w:tcW w:w="3600" w:type="dxa"/>
+            <w:shd w:val="clear" w:color="auto" w:fill="8DD873" w:themeFill="accent6" w:themeFillTint="99"/>
+          </w:tcPr>
+          <w:p>
+            <w:pPr>
+              <w:jc w:val="both"/>
+              <w:rPr>
+                <w:rFonts w:ascii="Times New Roman" w:hAnsi="Times New Roman" w:cs="Times New Roman"/>
+              </w:rPr>
+            </w:pPr>
+            <w:r>
+              <w:rPr>
+                <w:rFonts w:ascii="Times New Roman" w:hAnsi="Times New Roman" w:cs="Times New Roman"/>
+              </w:rPr>
               <w:t xml:space="preserve">Show only a certain </w:t>
             </w:r>
             <w:r>
+              <w:rPr>
+                <w:rFonts w:ascii="Times New Roman" w:hAnsi="Times New Roman" w:cs="Times New Roman"/>
+              </w:rPr>
               <w:t>number</w:t>
             </w:r>
             <w:r>
+              <w:rPr>
+                <w:rFonts w:ascii="Times New Roman" w:hAnsi="Times New Roman" w:cs="Times New Roman"/>
+              </w:rPr>
               <w:t xml:space="preserve"> of transactions</w:t>
             </w:r>
             <w:r>
+              <w:rPr>
+                <w:rFonts w:ascii="Times New Roman" w:hAnsi="Times New Roman" w:cs="Times New Roman"/>
+              </w:rPr>
               <w:t xml:space="preserve"> on a page. </w:t>
             </w:r>
           </w:p>
         </w:tc>
         <w:tc>
           <w:tcPr>
-            <w:tcW w:w="1478" w:type="dxa"/>
-          </w:tcPr>
-          <w:p>
-            <w:r>
+            <w:tcW w:w="1260" w:type="dxa"/>
+            <w:shd w:val="clear" w:color="auto" w:fill="8DD873" w:themeFill="accent6" w:themeFillTint="99"/>
+          </w:tcPr>
+          <w:p>
+            <w:pPr>
+              <w:jc w:val="both"/>
+              <w:rPr>
+                <w:rFonts w:ascii="Times New Roman" w:hAnsi="Times New Roman" w:cs="Times New Roman"/>
+              </w:rPr>
+            </w:pPr>
+            <w:r>
+              <w:rPr>
+                <w:rFonts w:ascii="Times New Roman" w:hAnsi="Times New Roman" w:cs="Times New Roman"/>
+              </w:rPr>
               <w:t>5</w:t>
             </w:r>
           </w:p>
         </w:tc>
         <w:tc>
           <w:tcPr>
-            <w:tcW w:w="1906" w:type="dxa"/>
-          </w:tcPr>
-          <w:p/>
-        </w:tc>
-        <w:tc>
-          <w:tcPr>
-            <w:tcW w:w="1949" w:type="dxa"/>
-          </w:tcPr>
-          <w:p/>
+            <w:tcW w:w="1440" w:type="dxa"/>
+            <w:shd w:val="clear" w:color="auto" w:fill="8DD873" w:themeFill="accent6" w:themeFillTint="99"/>
+          </w:tcPr>
+          <w:p>
+            <w:pPr>
+              <w:jc w:val="both"/>
+              <w:rPr>
+                <w:rFonts w:ascii="Times New Roman" w:hAnsi="Times New Roman" w:cs="Times New Roman"/>
+              </w:rPr>
+            </w:pPr>
+            <w:r>
+              <w:rPr>
+                <w:rFonts w:ascii="Times New Roman" w:hAnsi="Times New Roman" w:cs="Times New Roman"/>
+              </w:rPr>
+              <w:t>Roma</w:t>
+            </w:r>
+          </w:p>
+        </w:tc>
+        <w:tc>
+          <w:tcPr>
+            <w:tcW w:w="1890" w:type="dxa"/>
+            <w:shd w:val="clear" w:color="auto" w:fill="8DD873" w:themeFill="accent6" w:themeFillTint="99"/>
+          </w:tcPr>
+          <w:p>
+            <w:pPr>
+              <w:jc w:val="both"/>
+              <w:rPr>
+                <w:rFonts w:ascii="Times New Roman" w:hAnsi="Times New Roman" w:cs="Times New Roman"/>
+              </w:rPr>
+            </w:pPr>
+            <w:r>
+              <w:rPr>
+                <w:rFonts w:ascii="Times New Roman" w:hAnsi="Times New Roman" w:cs="Times New Roman"/>
+              </w:rPr>
+              <w:t>04/22/2026</w:t>
+            </w:r>
+          </w:p>
         </w:tc>
       </w:tr>
       <w:tr>
         <w:tc>
           <w:tcPr>
-            <w:tcW w:w="2053" w:type="dxa"/>
-          </w:tcPr>
-          <w:p>
-            <w:r>
+            <w:tcW w:w="2700" w:type="dxa"/>
+          </w:tcPr>
+          <w:p>
+            <w:pPr>
+              <w:jc w:val="both"/>
+              <w:rPr>
+                <w:rFonts w:ascii="Times New Roman" w:hAnsi="Times New Roman" w:cs="Times New Roman"/>
+              </w:rPr>
+            </w:pPr>
+            <w:r>
+              <w:rPr>
+                <w:rFonts w:ascii="Times New Roman" w:hAnsi="Times New Roman" w:cs="Times New Roman"/>
+              </w:rPr>
               <w:t>Graphs</w:t>
             </w:r>
           </w:p>
         </w:tc>
         <w:tc>
           <w:tcPr>
-            <w:tcW w:w="1964" w:type="dxa"/>
-          </w:tcPr>
-          <w:p>
-            <w:r>
+            <w:tcW w:w="3600" w:type="dxa"/>
+          </w:tcPr>
+          <w:p>
+            <w:pPr>
+              <w:jc w:val="both"/>
+              <w:rPr>
+                <w:rFonts w:ascii="Times New Roman" w:hAnsi="Times New Roman" w:cs="Times New Roman"/>
+              </w:rPr>
+            </w:pPr>
+            <w:r>
+              <w:rPr>
+                <w:rFonts w:ascii="Times New Roman" w:hAnsi="Times New Roman" w:cs="Times New Roman"/>
+              </w:rPr>
               <w:t>Allow users to be able to see graphs made by the system</w:t>
             </w:r>
           </w:p>
         </w:tc>
         <w:tc>
           <w:tcPr>
-            <w:tcW w:w="1478" w:type="dxa"/>
-          </w:tcPr>
-          <w:p>
-            <w:r>
+            <w:tcW w:w="1260" w:type="dxa"/>
+          </w:tcPr>
+          <w:p>
+            <w:pPr>
+              <w:jc w:val="both"/>
+              <w:rPr>
+                <w:rFonts w:ascii="Times New Roman" w:hAnsi="Times New Roman" w:cs="Times New Roman"/>
+              </w:rPr>
+            </w:pPr>
+            <w:r>
+              <w:rPr>
+                <w:rFonts w:ascii="Times New Roman" w:hAnsi="Times New Roman" w:cs="Times New Roman"/>
+              </w:rPr>
               <w:t>1</w:t>
             </w:r>
           </w:p>
         </w:tc>
         <w:tc>
           <w:tcPr>
-            <w:tcW w:w="1906" w:type="dxa"/>
-          </w:tcPr>
-          <w:p>
-            <w:r>
+            <w:tcW w:w="1440" w:type="dxa"/>
+          </w:tcPr>
+          <w:p>
+            <w:pPr>
+              <w:jc w:val="both"/>
+              <w:rPr>
+                <w:rFonts w:ascii="Times New Roman" w:hAnsi="Times New Roman" w:cs="Times New Roman"/>
+              </w:rPr>
+            </w:pPr>
+            <w:r>
+              <w:rPr>
+                <w:rFonts w:ascii="Times New Roman" w:hAnsi="Times New Roman" w:cs="Times New Roman"/>
+              </w:rPr>
               <w:t>Daniel</w:t>
             </w:r>
           </w:p>
         </w:tc>
         <w:tc>
           <w:tcPr>
-            <w:tcW w:w="1949" w:type="dxa"/>
-          </w:tcPr>
-          <w:p/>
+            <w:tcW w:w="1890" w:type="dxa"/>
+          </w:tcPr>
+          <w:p>
+            <w:pPr>
+              <w:jc w:val="both"/>
+              <w:rPr>
+                <w:rFonts w:ascii="Times New Roman" w:hAnsi="Times New Roman" w:cs="Times New Roman"/>
+              </w:rPr>
+            </w:pPr>
+          </w:p>
         </w:tc>
       </w:tr>
       <w:tr>
         <w:tc>
           <w:tcPr>
-            <w:tcW w:w="2053" w:type="dxa"/>
-          </w:tcPr>
-          <w:p>
-            <w:r>
+            <w:tcW w:w="2700" w:type="dxa"/>
+          </w:tcPr>
+          <w:p>
+            <w:pPr>
+              <w:jc w:val="both"/>
+              <w:rPr>
+                <w:rFonts w:ascii="Times New Roman" w:hAnsi="Times New Roman" w:cs="Times New Roman"/>
+              </w:rPr>
+            </w:pPr>
+            <w:r>
+              <w:rPr>
+                <w:rFonts w:ascii="Times New Roman" w:hAnsi="Times New Roman" w:cs="Times New Roman"/>
+              </w:rPr>
               <w:t>Server hosting</w:t>
             </w:r>
           </w:p>
         </w:tc>
         <w:tc>
           <w:tcPr>
-            <w:tcW w:w="1964" w:type="dxa"/>
-          </w:tcPr>
-          <w:p>
-            <w:r>
-              <w:t xml:space="preserve">Look into possibly hosting the database and web </w:t>
-            </w:r>
-            <w:r>
-              <w:lastRenderedPageBreak/>
-              <w:t>application to a server</w:t>
-            </w:r>
-          </w:p>
-        </w:tc>
-        <w:tc>
-          <w:tcPr>
-            <w:tcW w:w="1478" w:type="dxa"/>
-          </w:tcPr>
-          <w:p>
-            <w:r>
-              <w:lastRenderedPageBreak/>
+            <w:tcW w:w="3600" w:type="dxa"/>
+          </w:tcPr>
+          <w:p>
+            <w:pPr>
+              <w:jc w:val="both"/>
+              <w:rPr>
+                <w:rFonts w:ascii="Times New Roman" w:hAnsi="Times New Roman" w:cs="Times New Roman"/>
+              </w:rPr>
+            </w:pPr>
+            <w:r>
+              <w:rPr>
+                <w:rFonts w:ascii="Times New Roman" w:hAnsi="Times New Roman" w:cs="Times New Roman"/>
+              </w:rPr>
+              <w:t>Look into possibly hosting the database and web application to a server</w:t>
+            </w:r>
+          </w:p>
+        </w:tc>
+        <w:tc>
+          <w:tcPr>
+            <w:tcW w:w="1260" w:type="dxa"/>
+          </w:tcPr>
+          <w:p>
+            <w:pPr>
+              <w:jc w:val="both"/>
+              <w:rPr>
+                <w:rFonts w:ascii="Times New Roman" w:hAnsi="Times New Roman" w:cs="Times New Roman"/>
+              </w:rPr>
+            </w:pPr>
+            <w:r>
+              <w:rPr>
+                <w:rFonts w:ascii="Times New Roman" w:hAnsi="Times New Roman" w:cs="Times New Roman"/>
+              </w:rPr>
               <w:t>4</w:t>
             </w:r>
           </w:p>
         </w:tc>
         <w:tc>
           <w:tcPr>
-            <w:tcW w:w="1906" w:type="dxa"/>
-          </w:tcPr>
-          <w:p>
-            <w:r>
+            <w:tcW w:w="1440" w:type="dxa"/>
+          </w:tcPr>
+          <w:p>
+            <w:pPr>
+              <w:jc w:val="both"/>
+              <w:rPr>
+                <w:rFonts w:ascii="Times New Roman" w:hAnsi="Times New Roman" w:cs="Times New Roman"/>
+              </w:rPr>
+            </w:pPr>
+            <w:r>
+              <w:rPr>
+                <w:rFonts w:ascii="Times New Roman" w:hAnsi="Times New Roman" w:cs="Times New Roman"/>
+              </w:rPr>
               <w:t>Nick</w:t>
             </w:r>
           </w:p>
         </w:tc>
         <w:tc>
           <w:tcPr>
-            <w:tcW w:w="1949" w:type="dxa"/>
-          </w:tcPr>
-          <w:p/>
+            <w:tcW w:w="1890" w:type="dxa"/>
+          </w:tcPr>
+          <w:p>
+            <w:pPr>
+              <w:jc w:val="both"/>
+              <w:rPr>
+                <w:rFonts w:ascii="Times New Roman" w:hAnsi="Times New Roman" w:cs="Times New Roman"/>
+              </w:rPr>
+            </w:pPr>
+          </w:p>
         </w:tc>
       </w:tr>
       <w:tr>
         <w:tc>
           <w:tcPr>
-            <w:tcW w:w="2053" w:type="dxa"/>
-          </w:tcPr>
-          <w:p>
-            <w:r>
+            <w:tcW w:w="2700" w:type="dxa"/>
+          </w:tcPr>
+          <w:p>
+            <w:pPr>
+              <w:jc w:val="both"/>
+              <w:rPr>
+                <w:rFonts w:ascii="Times New Roman" w:hAnsi="Times New Roman" w:cs="Times New Roman"/>
+              </w:rPr>
+            </w:pPr>
+            <w:r>
+              <w:rPr>
+                <w:rFonts w:ascii="Times New Roman" w:hAnsi="Times New Roman" w:cs="Times New Roman"/>
+              </w:rPr>
               <w:t>Bug Testing</w:t>
             </w:r>
           </w:p>
         </w:tc>
         <w:tc>
           <w:tcPr>
-            <w:tcW w:w="1964" w:type="dxa"/>
-          </w:tcPr>
-          <w:p>
-            <w:r>
+            <w:tcW w:w="3600" w:type="dxa"/>
+          </w:tcPr>
+          <w:p>
+            <w:pPr>
+              <w:jc w:val="both"/>
+              <w:rPr>
+                <w:rFonts w:ascii="Times New Roman" w:hAnsi="Times New Roman" w:cs="Times New Roman"/>
+              </w:rPr>
+            </w:pPr>
+            <w:r>
+              <w:rPr>
+                <w:rFonts w:ascii="Times New Roman" w:hAnsi="Times New Roman" w:cs="Times New Roman"/>
+              </w:rPr>
               <w:t>Find multiple different bugs like data validation</w:t>
             </w:r>
           </w:p>
         </w:tc>
         <w:tc>
           <w:tcPr>
-            <w:tcW w:w="1478" w:type="dxa"/>
-          </w:tcPr>
-          <w:p>
-            <w:r>
+            <w:tcW w:w="1260" w:type="dxa"/>
+          </w:tcPr>
+          <w:p>
+            <w:pPr>
+              <w:jc w:val="both"/>
+              <w:rPr>
+                <w:rFonts w:ascii="Times New Roman" w:hAnsi="Times New Roman" w:cs="Times New Roman"/>
+              </w:rPr>
+            </w:pPr>
+            <w:r>
+              <w:rPr>
+                <w:rFonts w:ascii="Times New Roman" w:hAnsi="Times New Roman" w:cs="Times New Roman"/>
+              </w:rPr>
               <w:t>1</w:t>
             </w:r>
           </w:p>
         </w:tc>
         <w:tc>
           <w:tcPr>
-            <w:tcW w:w="1906" w:type="dxa"/>
-          </w:tcPr>
-          <w:p>
-            <w:r>
+            <w:tcW w:w="1440" w:type="dxa"/>
+          </w:tcPr>
+          <w:p>
+            <w:pPr>
+              <w:jc w:val="both"/>
+              <w:rPr>
+                <w:rFonts w:ascii="Times New Roman" w:hAnsi="Times New Roman" w:cs="Times New Roman"/>
+              </w:rPr>
+            </w:pPr>
+            <w:r>
+              <w:rPr>
+                <w:rFonts w:ascii="Times New Roman" w:hAnsi="Times New Roman" w:cs="Times New Roman"/>
+              </w:rPr>
               <w:t>Alex</w:t>
             </w:r>
           </w:p>
         </w:tc>
         <w:tc>
           <w:tcPr>
-            <w:tcW w:w="1949" w:type="dxa"/>
-          </w:tcPr>
-          <w:p/>
+            <w:tcW w:w="1890" w:type="dxa"/>
+          </w:tcPr>
+          <w:p>
+            <w:pPr>
+              <w:jc w:val="both"/>
+              <w:rPr>
+                <w:rFonts w:ascii="Times New Roman" w:hAnsi="Times New Roman" w:cs="Times New Roman"/>
+              </w:rPr>
+            </w:pPr>
+          </w:p>
         </w:tc>
       </w:tr>
       <w:tr>
         <w:tc>
           <w:tcPr>
-            <w:tcW w:w="2053" w:type="dxa"/>
-          </w:tcPr>
-          <w:p>
-            <w:r>
+            <w:tcW w:w="2700" w:type="dxa"/>
+          </w:tcPr>
+          <w:p>
+            <w:pPr>
+              <w:jc w:val="both"/>
+              <w:rPr>
+                <w:rFonts w:ascii="Times New Roman" w:hAnsi="Times New Roman" w:cs="Times New Roman"/>
+              </w:rPr>
+            </w:pPr>
+            <w:r>
+              <w:rPr>
+                <w:rFonts w:ascii="Times New Roman" w:hAnsi="Times New Roman" w:cs="Times New Roman"/>
+              </w:rPr>
               <w:t>CSS styling issue in update</w:t>
             </w:r>
           </w:p>
         </w:tc>
         <w:tc>
           <w:tcPr>
-            <w:tcW w:w="1964" w:type="dxa"/>
-          </w:tcPr>
-          <w:p>
-            <w:r>
-              <w:t xml:space="preserve">Date isn’t in a good </w:t>
-            </w:r>
-            <w:proofErr w:type="gramStart"/>
-            <w:r>
-              <w:t>spot</w:t>
-            </w:r>
-            <w:proofErr w:type="gramEnd"/>
-            <w:r>
-              <w:t xml:space="preserve"> so we need to adjust the spot</w:t>
-            </w:r>
-          </w:p>
-        </w:tc>
-        <w:tc>
-          <w:tcPr>
-            <w:tcW w:w="1478" w:type="dxa"/>
-          </w:tcPr>
-          <w:p>
-            <w:r>
+            <w:tcW w:w="3600" w:type="dxa"/>
+          </w:tcPr>
+          <w:p>
+            <w:pPr>
+              <w:jc w:val="both"/>
+              <w:rPr>
+                <w:rFonts w:ascii="Times New Roman" w:hAnsi="Times New Roman" w:cs="Times New Roman"/>
+              </w:rPr>
+            </w:pPr>
+            <w:r>
+              <w:rPr>
+                <w:rFonts w:ascii="Times New Roman" w:hAnsi="Times New Roman" w:cs="Times New Roman"/>
+              </w:rPr>
+              <w:t>Date isn’t in a good spot so we need to adjust the spot</w:t>
+            </w:r>
+          </w:p>
+        </w:tc>
+        <w:tc>
+          <w:tcPr>
+            <w:tcW w:w="1260" w:type="dxa"/>
+          </w:tcPr>
+          <w:p>
+            <w:pPr>
+              <w:jc w:val="both"/>
+              <w:rPr>
+                <w:rFonts w:ascii="Times New Roman" w:hAnsi="Times New Roman" w:cs="Times New Roman"/>
+              </w:rPr>
+            </w:pPr>
+            <w:r>
+              <w:rPr>
+                <w:rFonts w:ascii="Times New Roman" w:hAnsi="Times New Roman" w:cs="Times New Roman"/>
+              </w:rPr>
               <w:t>2</w:t>
             </w:r>
           </w:p>
         </w:tc>
         <w:tc>
           <w:tcPr>
-            <w:tcW w:w="1906" w:type="dxa"/>
-          </w:tcPr>
-          <w:p/>
-        </w:tc>
-        <w:tc>
-          <w:tcPr>
-            <w:tcW w:w="1949" w:type="dxa"/>
-          </w:tcPr>
-          <w:p/>
+            <w:tcW w:w="1440" w:type="dxa"/>
+          </w:tcPr>
+          <w:p>
+            <w:pPr>
+              <w:jc w:val="both"/>
+              <w:rPr>
+                <w:rFonts w:ascii="Times New Roman" w:hAnsi="Times New Roman" w:cs="Times New Roman"/>
+              </w:rPr>
+            </w:pPr>
+          </w:p>
+        </w:tc>
+        <w:tc>
+          <w:tcPr>
+            <w:tcW w:w="1890" w:type="dxa"/>
+          </w:tcPr>
+          <w:p>
+            <w:pPr>
+              <w:jc w:val="both"/>
+              <w:rPr>
+                <w:rFonts w:ascii="Times New Roman" w:hAnsi="Times New Roman" w:cs="Times New Roman"/>
+              </w:rPr>
+            </w:pPr>
+          </w:p>
         </w:tc>
       </w:tr>
     </w:tbl>
-    <w:p/>
+    <w:p>
+      <w:pPr>
+        <w:jc w:val="both"/>
+        <w:rPr>
+          <w:rFonts w:ascii="Times New Roman" w:hAnsi="Times New Roman" w:cs="Times New Roman"/>
+        </w:rPr>
+      </w:pPr>
+    </w:p>
     <w:sectPr>
       <w:pgSz w:w="12240" w:h="15840"/>
       <w:pgMar w:top="1440" w:right="1440" w:bottom="1440" w:left="1440" w:header="720" w:footer="720" w:gutter="0"/>
@@ -630,7 +1100,7 @@
 </file>
 
 <file path=word/styles.xml><?xml version="1.0" encoding="utf-8"?>
-<w:styles xmlns:mc="http://schemas.openxmlformats.org/markup-compatibility/2006" xmlns:r="http://schemas.openxmlformats.org/officeDocument/2006/relationships" xmlns:w="http://schemas.openxmlformats.org/wordprocessingml/2006/main" xmlns:w14="http://schemas.microsoft.com/office/word/2010/wordml" xmlns:w15="http://schemas.microsoft.com/office/word/2012/wordml" xmlns:w16cex="http://schemas.microsoft.com/office/word/2018/wordml/cex" xmlns:w16cid="http://schemas.microsoft.com/office/word/2016/wordml/cid" xmlns:w16="http://schemas.microsoft.com/office/word/2018/wordml" xmlns:w16du="http://schemas.microsoft.com/office/word/2023/wordml/word16du" xmlns:w16sdtdh="http://schemas.microsoft.com/office/word/2020/wordml/sdtdatahash" xmlns:w16sdtfl="http://schemas.microsoft.com/office/word/2024/wordml/sdtformatlock" xmlns:w16se="http://schemas.microsoft.com/office/word/2015/wordml/symex" mc:Ignorable="w14 w15 w16se w16cid w16 w16cex w16sdtdh w16sdtfl w16du">
+<w:styles xmlns:mc="http://schemas.openxmlformats.org/markup-compatibility/2006" xmlns:r="http://schemas.openxmlformats.org/officeDocument/2006/relationships" xmlns:w="http://schemas.openxmlformats.org/wordprocessingml/2006/main" xmlns:w14="http://schemas.microsoft.com/office/word/2010/wordml" xmlns:w15="http://schemas.microsoft.com/office/word/2012/wordml" xmlns:w16cex="http://schemas.microsoft.com/office/word/2018/wordml/cex" xmlns:w16cid="http://schemas.microsoft.com/office/word/2016/wordml/cid" xmlns:w16="http://schemas.microsoft.com/office/word/2018/wordml" xmlns:w16du="http://schemas.microsoft.com/office/word/2023/wordml/word16du" xmlns:w16sdtdh="http://schemas.microsoft.com/office/word/2020/wordml/sdtdatahash" xmlns:w16se="http://schemas.microsoft.com/office/word/2015/wordml/symex" mc:Ignorable="w14 w15 w16se w16cid w16 w16cex w16sdtdh w16du">
   <w:docDefaults>
     <w:rPrDefault>
       <w:rPr>

--- a/docs/phase4/dollar_doodle_tasklist.docx
+++ b/docs/phase4/dollar_doodle_tasklist.docx
@@ -999,6 +999,7 @@
         <w:tc>
           <w:tcPr>
             <w:tcW w:w="2700" w:type="dxa"/>
+            <w:shd w:val="clear" w:color="auto" w:fill="8DD873" w:themeFill="accent6" w:themeFillTint="99"/>
           </w:tcPr>
           <w:p>
             <w:pPr>
@@ -1018,25 +1019,41 @@
         <w:tc>
           <w:tcPr>
             <w:tcW w:w="3600" w:type="dxa"/>
-          </w:tcPr>
-          <w:p>
-            <w:pPr>
-              <w:jc w:val="both"/>
-              <w:rPr>
-                <w:rFonts w:ascii="Times New Roman" w:hAnsi="Times New Roman" w:cs="Times New Roman"/>
-              </w:rPr>
-            </w:pPr>
-            <w:r>
-              <w:rPr>
-                <w:rFonts w:ascii="Times New Roman" w:hAnsi="Times New Roman" w:cs="Times New Roman"/>
-              </w:rPr>
-              <w:t>Date isn’t in a good spot so we need to adjust the spot</w:t>
+            <w:shd w:val="clear" w:color="auto" w:fill="8DD873" w:themeFill="accent6" w:themeFillTint="99"/>
+          </w:tcPr>
+          <w:p>
+            <w:pPr>
+              <w:jc w:val="both"/>
+              <w:rPr>
+                <w:rFonts w:ascii="Times New Roman" w:hAnsi="Times New Roman" w:cs="Times New Roman"/>
+              </w:rPr>
+            </w:pPr>
+            <w:r>
+              <w:rPr>
+                <w:rFonts w:ascii="Times New Roman" w:hAnsi="Times New Roman" w:cs="Times New Roman"/>
+              </w:rPr>
+              <w:t xml:space="preserve">Date isn’t in a good </w:t>
+            </w:r>
+            <w:proofErr w:type="gramStart"/>
+            <w:r>
+              <w:rPr>
+                <w:rFonts w:ascii="Times New Roman" w:hAnsi="Times New Roman" w:cs="Times New Roman"/>
+              </w:rPr>
+              <w:t>spot</w:t>
+            </w:r>
+            <w:proofErr w:type="gramEnd"/>
+            <w:r>
+              <w:rPr>
+                <w:rFonts w:ascii="Times New Roman" w:hAnsi="Times New Roman" w:cs="Times New Roman"/>
+              </w:rPr>
+              <w:t xml:space="preserve"> so we need to adjust the spot</w:t>
             </w:r>
           </w:p>
         </w:tc>
         <w:tc>
           <w:tcPr>
             <w:tcW w:w="1260" w:type="dxa"/>
+            <w:shd w:val="clear" w:color="auto" w:fill="8DD873" w:themeFill="accent6" w:themeFillTint="99"/>
           </w:tcPr>
           <w:p>
             <w:pPr>
@@ -1056,27 +1073,41 @@
         <w:tc>
           <w:tcPr>
             <w:tcW w:w="1440" w:type="dxa"/>
-          </w:tcPr>
-          <w:p>
-            <w:pPr>
-              <w:jc w:val="both"/>
-              <w:rPr>
-                <w:rFonts w:ascii="Times New Roman" w:hAnsi="Times New Roman" w:cs="Times New Roman"/>
-              </w:rPr>
-            </w:pPr>
+            <w:shd w:val="clear" w:color="auto" w:fill="8DD873" w:themeFill="accent6" w:themeFillTint="99"/>
+          </w:tcPr>
+          <w:p>
+            <w:pPr>
+              <w:jc w:val="both"/>
+              <w:rPr>
+                <w:rFonts w:ascii="Times New Roman" w:hAnsi="Times New Roman" w:cs="Times New Roman"/>
+              </w:rPr>
+            </w:pPr>
+            <w:r>
+              <w:rPr>
+                <w:rFonts w:ascii="Times New Roman" w:hAnsi="Times New Roman" w:cs="Times New Roman"/>
+              </w:rPr>
+              <w:t>Roma</w:t>
+            </w:r>
           </w:p>
         </w:tc>
         <w:tc>
           <w:tcPr>
             <w:tcW w:w="1890" w:type="dxa"/>
-          </w:tcPr>
-          <w:p>
-            <w:pPr>
-              <w:jc w:val="both"/>
-              <w:rPr>
-                <w:rFonts w:ascii="Times New Roman" w:hAnsi="Times New Roman" w:cs="Times New Roman"/>
-              </w:rPr>
-            </w:pPr>
+            <w:shd w:val="clear" w:color="auto" w:fill="8DD873" w:themeFill="accent6" w:themeFillTint="99"/>
+          </w:tcPr>
+          <w:p>
+            <w:pPr>
+              <w:jc w:val="both"/>
+              <w:rPr>
+                <w:rFonts w:ascii="Times New Roman" w:hAnsi="Times New Roman" w:cs="Times New Roman"/>
+              </w:rPr>
+            </w:pPr>
+            <w:r>
+              <w:rPr>
+                <w:rFonts w:ascii="Times New Roman" w:hAnsi="Times New Roman" w:cs="Times New Roman"/>
+              </w:rPr>
+              <w:t>04/25/2026</w:t>
+            </w:r>
           </w:p>
         </w:tc>
       </w:tr>

--- a/docs/phase4/dollar_doodle_tasklist.docx
+++ b/docs/phase4/dollar_doodle_tasklist.docx
@@ -11,16 +11,16 @@
         <w:tblLook w:val="04A0" w:firstRow="1" w:lastRow="0" w:firstColumn="1" w:lastColumn="0" w:noHBand="0" w:noVBand="1"/>
       </w:tblPr>
       <w:tblGrid>
-        <w:gridCol w:w="2700"/>
-        <w:gridCol w:w="3600"/>
+        <w:gridCol w:w="2160"/>
+        <w:gridCol w:w="4140"/>
         <w:gridCol w:w="1260"/>
-        <w:gridCol w:w="1440"/>
-        <w:gridCol w:w="1890"/>
+        <w:gridCol w:w="1211"/>
+        <w:gridCol w:w="2119"/>
       </w:tblGrid>
       <w:tr>
         <w:tc>
           <w:tcPr>
-            <w:tcW w:w="2700" w:type="dxa"/>
+            <w:tcW w:w="2160" w:type="dxa"/>
           </w:tcPr>
           <w:p>
             <w:pPr>
@@ -41,7 +41,7 @@
         </w:tc>
         <w:tc>
           <w:tcPr>
-            <w:tcW w:w="3600" w:type="dxa"/>
+            <w:tcW w:w="4140" w:type="dxa"/>
           </w:tcPr>
           <w:p>
             <w:pPr>
@@ -83,7 +83,7 @@
         </w:tc>
         <w:tc>
           <w:tcPr>
-            <w:tcW w:w="1440" w:type="dxa"/>
+            <w:tcW w:w="1211" w:type="dxa"/>
           </w:tcPr>
           <w:p>
             <w:pPr>
@@ -104,7 +104,7 @@
         </w:tc>
         <w:tc>
           <w:tcPr>
-            <w:tcW w:w="1890" w:type="dxa"/>
+            <w:tcW w:w="2119" w:type="dxa"/>
           </w:tcPr>
           <w:p>
             <w:pPr>
@@ -127,7 +127,7 @@
       <w:tr>
         <w:tc>
           <w:tcPr>
-            <w:tcW w:w="2700" w:type="dxa"/>
+            <w:tcW w:w="2160" w:type="dxa"/>
           </w:tcPr>
           <w:p>
             <w:pPr>
@@ -146,7 +146,7 @@
         </w:tc>
         <w:tc>
           <w:tcPr>
-            <w:tcW w:w="3600" w:type="dxa"/>
+            <w:tcW w:w="4140" w:type="dxa"/>
           </w:tcPr>
           <w:p>
             <w:pPr>
@@ -184,7 +184,7 @@
         </w:tc>
         <w:tc>
           <w:tcPr>
-            <w:tcW w:w="1440" w:type="dxa"/>
+            <w:tcW w:w="1211" w:type="dxa"/>
           </w:tcPr>
           <w:p>
             <w:pPr>
@@ -203,7 +203,7 @@
         </w:tc>
         <w:tc>
           <w:tcPr>
-            <w:tcW w:w="1890" w:type="dxa"/>
+            <w:tcW w:w="2119" w:type="dxa"/>
           </w:tcPr>
           <w:p>
             <w:pPr>
@@ -218,7 +218,7 @@
       <w:tr>
         <w:tc>
           <w:tcPr>
-            <w:tcW w:w="2700" w:type="dxa"/>
+            <w:tcW w:w="2160" w:type="dxa"/>
           </w:tcPr>
           <w:p>
             <w:pPr>
@@ -237,7 +237,7 @@
         </w:tc>
         <w:tc>
           <w:tcPr>
-            <w:tcW w:w="3600" w:type="dxa"/>
+            <w:tcW w:w="4140" w:type="dxa"/>
           </w:tcPr>
           <w:p>
             <w:pPr>
@@ -275,7 +275,7 @@
         </w:tc>
         <w:tc>
           <w:tcPr>
-            <w:tcW w:w="1440" w:type="dxa"/>
+            <w:tcW w:w="1211" w:type="dxa"/>
           </w:tcPr>
           <w:p>
             <w:pPr>
@@ -294,7 +294,7 @@
         </w:tc>
         <w:tc>
           <w:tcPr>
-            <w:tcW w:w="1890" w:type="dxa"/>
+            <w:tcW w:w="2119" w:type="dxa"/>
           </w:tcPr>
           <w:p>
             <w:pPr>
@@ -309,7 +309,7 @@
       <w:tr>
         <w:tc>
           <w:tcPr>
-            <w:tcW w:w="2700" w:type="dxa"/>
+            <w:tcW w:w="2160" w:type="dxa"/>
             <w:shd w:val="clear" w:color="auto" w:fill="8DD873" w:themeFill="accent6" w:themeFillTint="99"/>
           </w:tcPr>
           <w:p>
@@ -329,7 +329,7 @@
         </w:tc>
         <w:tc>
           <w:tcPr>
-            <w:tcW w:w="3600" w:type="dxa"/>
+            <w:tcW w:w="4140" w:type="dxa"/>
             <w:shd w:val="clear" w:color="auto" w:fill="8DD873" w:themeFill="accent6" w:themeFillTint="99"/>
           </w:tcPr>
           <w:p>
@@ -369,7 +369,7 @@
         </w:tc>
         <w:tc>
           <w:tcPr>
-            <w:tcW w:w="1440" w:type="dxa"/>
+            <w:tcW w:w="1211" w:type="dxa"/>
             <w:shd w:val="clear" w:color="auto" w:fill="8DD873" w:themeFill="accent6" w:themeFillTint="99"/>
           </w:tcPr>
           <w:p>
@@ -389,7 +389,7 @@
         </w:tc>
         <w:tc>
           <w:tcPr>
-            <w:tcW w:w="1890" w:type="dxa"/>
+            <w:tcW w:w="2119" w:type="dxa"/>
             <w:shd w:val="clear" w:color="auto" w:fill="8DD873" w:themeFill="accent6" w:themeFillTint="99"/>
           </w:tcPr>
           <w:p>
@@ -411,7 +411,7 @@
       <w:tr>
         <w:tc>
           <w:tcPr>
-            <w:tcW w:w="2700" w:type="dxa"/>
+            <w:tcW w:w="2160" w:type="dxa"/>
           </w:tcPr>
           <w:p>
             <w:pPr>
@@ -430,7 +430,7 @@
         </w:tc>
         <w:tc>
           <w:tcPr>
-            <w:tcW w:w="3600" w:type="dxa"/>
+            <w:tcW w:w="4140" w:type="dxa"/>
           </w:tcPr>
           <w:p>
             <w:pPr>
@@ -468,7 +468,7 @@
         </w:tc>
         <w:tc>
           <w:tcPr>
-            <w:tcW w:w="1440" w:type="dxa"/>
+            <w:tcW w:w="1211" w:type="dxa"/>
           </w:tcPr>
           <w:p>
             <w:pPr>
@@ -487,7 +487,7 @@
         </w:tc>
         <w:tc>
           <w:tcPr>
-            <w:tcW w:w="1890" w:type="dxa"/>
+            <w:tcW w:w="2119" w:type="dxa"/>
           </w:tcPr>
           <w:p>
             <w:pPr>
@@ -502,7 +502,8 @@
       <w:tr>
         <w:tc>
           <w:tcPr>
-            <w:tcW w:w="2700" w:type="dxa"/>
+            <w:tcW w:w="2160" w:type="dxa"/>
+            <w:shd w:val="clear" w:color="auto" w:fill="FFFF00"/>
           </w:tcPr>
           <w:p>
             <w:pPr>
@@ -527,7 +528,8 @@
         </w:tc>
         <w:tc>
           <w:tcPr>
-            <w:tcW w:w="3600" w:type="dxa"/>
+            <w:tcW w:w="4140" w:type="dxa"/>
+            <w:shd w:val="clear" w:color="auto" w:fill="FFFF00"/>
           </w:tcPr>
           <w:p>
             <w:pPr>
@@ -553,59 +555,68 @@
         <w:tc>
           <w:tcPr>
             <w:tcW w:w="1260" w:type="dxa"/>
-          </w:tcPr>
-          <w:p>
-            <w:pPr>
-              <w:jc w:val="both"/>
-              <w:rPr>
-                <w:rFonts w:ascii="Times New Roman" w:hAnsi="Times New Roman" w:cs="Times New Roman"/>
-              </w:rPr>
-            </w:pPr>
-            <w:r>
-              <w:rPr>
-                <w:rFonts w:ascii="Times New Roman" w:hAnsi="Times New Roman" w:cs="Times New Roman"/>
-              </w:rPr>
-              <w:t>3</w:t>
-            </w:r>
-          </w:p>
-        </w:tc>
-        <w:tc>
-          <w:tcPr>
-            <w:tcW w:w="1440" w:type="dxa"/>
-          </w:tcPr>
-          <w:p>
-            <w:pPr>
-              <w:jc w:val="both"/>
-              <w:rPr>
-                <w:rFonts w:ascii="Times New Roman" w:hAnsi="Times New Roman" w:cs="Times New Roman"/>
-              </w:rPr>
-            </w:pPr>
-            <w:r>
-              <w:rPr>
-                <w:rFonts w:ascii="Times New Roman" w:hAnsi="Times New Roman" w:cs="Times New Roman"/>
-              </w:rPr>
-              <w:t>Roma</w:t>
-            </w:r>
-          </w:p>
-        </w:tc>
-        <w:tc>
-          <w:tcPr>
-            <w:tcW w:w="1890" w:type="dxa"/>
-          </w:tcPr>
-          <w:p>
-            <w:pPr>
-              <w:jc w:val="both"/>
-              <w:rPr>
-                <w:rFonts w:ascii="Times New Roman" w:hAnsi="Times New Roman" w:cs="Times New Roman"/>
-              </w:rPr>
-            </w:pPr>
+            <w:shd w:val="clear" w:color="auto" w:fill="FFFF00"/>
+          </w:tcPr>
+          <w:p>
+            <w:pPr>
+              <w:jc w:val="center"/>
+              <w:rPr>
+                <w:rFonts w:ascii="Times New Roman" w:hAnsi="Times New Roman" w:cs="Times New Roman"/>
+              </w:rPr>
+            </w:pPr>
+            <w:r>
+              <w:rPr>
+                <w:rFonts w:ascii="Times New Roman" w:hAnsi="Times New Roman" w:cs="Times New Roman"/>
+              </w:rPr>
+              <w:t>-</w:t>
+            </w:r>
+          </w:p>
+        </w:tc>
+        <w:tc>
+          <w:tcPr>
+            <w:tcW w:w="1211" w:type="dxa"/>
+            <w:shd w:val="clear" w:color="auto" w:fill="FFFF00"/>
+          </w:tcPr>
+          <w:p>
+            <w:pPr>
+              <w:jc w:val="center"/>
+              <w:rPr>
+                <w:rFonts w:ascii="Times New Roman" w:hAnsi="Times New Roman" w:cs="Times New Roman"/>
+              </w:rPr>
+            </w:pPr>
+            <w:r>
+              <w:rPr>
+                <w:rFonts w:ascii="Times New Roman" w:hAnsi="Times New Roman" w:cs="Times New Roman"/>
+              </w:rPr>
+              <w:t>-</w:t>
+            </w:r>
+          </w:p>
+        </w:tc>
+        <w:tc>
+          <w:tcPr>
+            <w:tcW w:w="2119" w:type="dxa"/>
+            <w:shd w:val="clear" w:color="auto" w:fill="FFFF00"/>
+          </w:tcPr>
+          <w:p>
+            <w:pPr>
+              <w:jc w:val="both"/>
+              <w:rPr>
+                <w:rFonts w:ascii="Times New Roman" w:hAnsi="Times New Roman" w:cs="Times New Roman"/>
+              </w:rPr>
+            </w:pPr>
+            <w:r>
+              <w:rPr>
+                <w:rFonts w:ascii="Times New Roman" w:hAnsi="Times New Roman" w:cs="Times New Roman"/>
+              </w:rPr>
+              <w:t>Team member decided to move on this specific task since it may take so much time and we may need to change the whole design of the dashboard</w:t>
+            </w:r>
           </w:p>
         </w:tc>
       </w:tr>
       <w:tr>
         <w:tc>
           <w:tcPr>
-            <w:tcW w:w="2700" w:type="dxa"/>
+            <w:tcW w:w="2160" w:type="dxa"/>
             <w:shd w:val="clear" w:color="auto" w:fill="8DD873" w:themeFill="accent6" w:themeFillTint="99"/>
           </w:tcPr>
           <w:p>
@@ -625,7 +636,7 @@
         </w:tc>
         <w:tc>
           <w:tcPr>
-            <w:tcW w:w="3600" w:type="dxa"/>
+            <w:tcW w:w="4140" w:type="dxa"/>
             <w:shd w:val="clear" w:color="auto" w:fill="8DD873" w:themeFill="accent6" w:themeFillTint="99"/>
           </w:tcPr>
           <w:p>
@@ -683,7 +694,7 @@
         </w:tc>
         <w:tc>
           <w:tcPr>
-            <w:tcW w:w="1440" w:type="dxa"/>
+            <w:tcW w:w="1211" w:type="dxa"/>
             <w:shd w:val="clear" w:color="auto" w:fill="8DD873" w:themeFill="accent6" w:themeFillTint="99"/>
           </w:tcPr>
           <w:p>
@@ -703,7 +714,7 @@
         </w:tc>
         <w:tc>
           <w:tcPr>
-            <w:tcW w:w="1890" w:type="dxa"/>
+            <w:tcW w:w="2119" w:type="dxa"/>
             <w:shd w:val="clear" w:color="auto" w:fill="8DD873" w:themeFill="accent6" w:themeFillTint="99"/>
           </w:tcPr>
           <w:p>
@@ -725,7 +736,7 @@
       <w:tr>
         <w:tc>
           <w:tcPr>
-            <w:tcW w:w="2700" w:type="dxa"/>
+            <w:tcW w:w="2160" w:type="dxa"/>
           </w:tcPr>
           <w:p>
             <w:pPr>
@@ -744,7 +755,7 @@
         </w:tc>
         <w:tc>
           <w:tcPr>
-            <w:tcW w:w="3600" w:type="dxa"/>
+            <w:tcW w:w="4140" w:type="dxa"/>
           </w:tcPr>
           <w:p>
             <w:pPr>
@@ -782,7 +793,7 @@
         </w:tc>
         <w:tc>
           <w:tcPr>
-            <w:tcW w:w="1440" w:type="dxa"/>
+            <w:tcW w:w="1211" w:type="dxa"/>
           </w:tcPr>
           <w:p>
             <w:pPr>
@@ -801,7 +812,7 @@
         </w:tc>
         <w:tc>
           <w:tcPr>
-            <w:tcW w:w="1890" w:type="dxa"/>
+            <w:tcW w:w="2119" w:type="dxa"/>
           </w:tcPr>
           <w:p>
             <w:pPr>
@@ -816,7 +827,7 @@
       <w:tr>
         <w:tc>
           <w:tcPr>
-            <w:tcW w:w="2700" w:type="dxa"/>
+            <w:tcW w:w="2160" w:type="dxa"/>
           </w:tcPr>
           <w:p>
             <w:pPr>
@@ -835,7 +846,7 @@
         </w:tc>
         <w:tc>
           <w:tcPr>
-            <w:tcW w:w="3600" w:type="dxa"/>
+            <w:tcW w:w="4140" w:type="dxa"/>
           </w:tcPr>
           <w:p>
             <w:pPr>
@@ -873,7 +884,7 @@
         </w:tc>
         <w:tc>
           <w:tcPr>
-            <w:tcW w:w="1440" w:type="dxa"/>
+            <w:tcW w:w="1211" w:type="dxa"/>
           </w:tcPr>
           <w:p>
             <w:pPr>
@@ -892,7 +903,7 @@
         </w:tc>
         <w:tc>
           <w:tcPr>
-            <w:tcW w:w="1890" w:type="dxa"/>
+            <w:tcW w:w="2119" w:type="dxa"/>
           </w:tcPr>
           <w:p>
             <w:pPr>
@@ -907,7 +918,7 @@
       <w:tr>
         <w:tc>
           <w:tcPr>
-            <w:tcW w:w="2700" w:type="dxa"/>
+            <w:tcW w:w="2160" w:type="dxa"/>
           </w:tcPr>
           <w:p>
             <w:pPr>
@@ -926,7 +937,7 @@
         </w:tc>
         <w:tc>
           <w:tcPr>
-            <w:tcW w:w="3600" w:type="dxa"/>
+            <w:tcW w:w="4140" w:type="dxa"/>
           </w:tcPr>
           <w:p>
             <w:pPr>
@@ -964,7 +975,7 @@
         </w:tc>
         <w:tc>
           <w:tcPr>
-            <w:tcW w:w="1440" w:type="dxa"/>
+            <w:tcW w:w="1211" w:type="dxa"/>
           </w:tcPr>
           <w:p>
             <w:pPr>
@@ -983,7 +994,7 @@
         </w:tc>
         <w:tc>
           <w:tcPr>
-            <w:tcW w:w="1890" w:type="dxa"/>
+            <w:tcW w:w="2119" w:type="dxa"/>
           </w:tcPr>
           <w:p>
             <w:pPr>
@@ -998,7 +1009,7 @@
       <w:tr>
         <w:tc>
           <w:tcPr>
-            <w:tcW w:w="2700" w:type="dxa"/>
+            <w:tcW w:w="2160" w:type="dxa"/>
             <w:shd w:val="clear" w:color="auto" w:fill="8DD873" w:themeFill="accent6" w:themeFillTint="99"/>
           </w:tcPr>
           <w:p>
@@ -1018,7 +1029,7 @@
         </w:tc>
         <w:tc>
           <w:tcPr>
-            <w:tcW w:w="3600" w:type="dxa"/>
+            <w:tcW w:w="4140" w:type="dxa"/>
             <w:shd w:val="clear" w:color="auto" w:fill="8DD873" w:themeFill="accent6" w:themeFillTint="99"/>
           </w:tcPr>
           <w:p>
@@ -1034,14 +1045,12 @@
               </w:rPr>
               <w:t xml:space="preserve">Date isn’t in a good </w:t>
             </w:r>
-            <w:proofErr w:type="gramStart"/>
-            <w:r>
-              <w:rPr>
-                <w:rFonts w:ascii="Times New Roman" w:hAnsi="Times New Roman" w:cs="Times New Roman"/>
-              </w:rPr>
-              <w:t>spot</w:t>
-            </w:r>
-            <w:proofErr w:type="gramEnd"/>
+            <w:r>
+              <w:rPr>
+                <w:rFonts w:ascii="Times New Roman" w:hAnsi="Times New Roman" w:cs="Times New Roman"/>
+              </w:rPr>
+              <w:t>spot,</w:t>
+            </w:r>
             <w:r>
               <w:rPr>
                 <w:rFonts w:ascii="Times New Roman" w:hAnsi="Times New Roman" w:cs="Times New Roman"/>
@@ -1072,7 +1081,7 @@
         </w:tc>
         <w:tc>
           <w:tcPr>
-            <w:tcW w:w="1440" w:type="dxa"/>
+            <w:tcW w:w="1211" w:type="dxa"/>
             <w:shd w:val="clear" w:color="auto" w:fill="8DD873" w:themeFill="accent6" w:themeFillTint="99"/>
           </w:tcPr>
           <w:p>
@@ -1092,7 +1101,7 @@
         </w:tc>
         <w:tc>
           <w:tcPr>
-            <w:tcW w:w="1890" w:type="dxa"/>
+            <w:tcW w:w="2119" w:type="dxa"/>
             <w:shd w:val="clear" w:color="auto" w:fill="8DD873" w:themeFill="accent6" w:themeFillTint="99"/>
           </w:tcPr>
           <w:p>

--- a/docs/phase4/dollar_doodle_tasklist.docx
+++ b/docs/phase4/dollar_doodle_tasklist.docx
@@ -409,6 +409,9 @@
         </w:tc>
       </w:tr>
       <w:tr>
+        <w:trPr>
+          <w:trHeight w:val="845"/>
+        </w:trPr>
         <w:tc>
           <w:tcPr>
             <w:tcW w:w="2160" w:type="dxa"/>
@@ -608,7 +611,37 @@
               <w:rPr>
                 <w:rFonts w:ascii="Times New Roman" w:hAnsi="Times New Roman" w:cs="Times New Roman"/>
               </w:rPr>
-              <w:t>Team member decided to move on this specific task since it may take so much time and we may need to change the whole design of the dashboard</w:t>
+              <w:t xml:space="preserve">Team member decided </w:t>
+            </w:r>
+            <w:r>
+              <w:rPr>
+                <w:rFonts w:ascii="Times New Roman" w:hAnsi="Times New Roman" w:cs="Times New Roman"/>
+              </w:rPr>
+              <w:t xml:space="preserve">not </w:t>
+            </w:r>
+            <w:r>
+              <w:rPr>
+                <w:rFonts w:ascii="Times New Roman" w:hAnsi="Times New Roman" w:cs="Times New Roman"/>
+              </w:rPr>
+              <w:t xml:space="preserve">to </w:t>
+            </w:r>
+            <w:r>
+              <w:rPr>
+                <w:rFonts w:ascii="Times New Roman" w:hAnsi="Times New Roman" w:cs="Times New Roman"/>
+              </w:rPr>
+              <w:t>do</w:t>
+            </w:r>
+            <w:r>
+              <w:rPr>
+                <w:rFonts w:ascii="Times New Roman" w:hAnsi="Times New Roman" w:cs="Times New Roman"/>
+              </w:rPr>
+              <w:t xml:space="preserve"> this specific task since it may take so much time and we may need to change the whole design of the dashboard</w:t>
+            </w:r>
+            <w:r>
+              <w:rPr>
+                <w:rFonts w:ascii="Times New Roman" w:hAnsi="Times New Roman" w:cs="Times New Roman"/>
+              </w:rPr>
+              <w:t>.</w:t>
             </w:r>
           </w:p>
         </w:tc>
@@ -668,7 +701,13 @@
               <w:rPr>
                 <w:rFonts w:ascii="Times New Roman" w:hAnsi="Times New Roman" w:cs="Times New Roman"/>
               </w:rPr>
-              <w:t xml:space="preserve"> on a page. </w:t>
+              <w:t xml:space="preserve"> on a page</w:t>
+            </w:r>
+            <w:r>
+              <w:rPr>
+                <w:rFonts w:ascii="Times New Roman" w:hAnsi="Times New Roman" w:cs="Times New Roman"/>
+              </w:rPr>
+              <w:t xml:space="preserve"> with current balance.</w:t>
             </w:r>
           </w:p>
         </w:tc>

--- a/docs/phase4/dollar_doodle_tasklist.docx
+++ b/docs/phase4/dollar_doodle_tasklist.docx
@@ -345,6 +345,26 @@
               </w:rPr>
               <w:t>Allow the user to filter transactions by certain fields</w:t>
             </w:r>
+            <w:r>
+              <w:rPr>
+                <w:rFonts w:ascii="Times New Roman" w:hAnsi="Times New Roman" w:cs="Times New Roman"/>
+              </w:rPr>
+              <w:t xml:space="preserve"> </w:t>
+            </w:r>
+            <w:proofErr w:type="gramStart"/>
+            <w:r>
+              <w:rPr>
+                <w:rFonts w:ascii="Times New Roman" w:hAnsi="Times New Roman" w:cs="Times New Roman"/>
+              </w:rPr>
+              <w:t>( categories</w:t>
+            </w:r>
+            <w:proofErr w:type="gramEnd"/>
+            <w:r>
+              <w:rPr>
+                <w:rFonts w:ascii="Times New Roman" w:hAnsi="Times New Roman" w:cs="Times New Roman"/>
+              </w:rPr>
+              <w:t xml:space="preserve"> and date)</w:t>
+            </w:r>
           </w:p>
         </w:tc>
         <w:tc>
@@ -404,6 +424,20 @@
                 <w:rFonts w:ascii="Times New Roman" w:hAnsi="Times New Roman" w:cs="Times New Roman"/>
               </w:rPr>
               <w:t>04/21/2026</w:t>
+            </w:r>
+          </w:p>
+          <w:p>
+            <w:pPr>
+              <w:jc w:val="both"/>
+              <w:rPr>
+                <w:rFonts w:ascii="Times New Roman" w:hAnsi="Times New Roman" w:cs="Times New Roman"/>
+              </w:rPr>
+            </w:pPr>
+            <w:r>
+              <w:rPr>
+                <w:rFonts w:ascii="Times New Roman" w:hAnsi="Times New Roman" w:cs="Times New Roman"/>
+              </w:rPr>
+              <w:t>04/29/2026</w:t>
             </w:r>
           </w:p>
         </w:tc>
@@ -611,7 +645,19 @@
               <w:rPr>
                 <w:rFonts w:ascii="Times New Roman" w:hAnsi="Times New Roman" w:cs="Times New Roman"/>
               </w:rPr>
-              <w:t xml:space="preserve">Team member decided </w:t>
+              <w:t>Team member</w:t>
+            </w:r>
+            <w:r>
+              <w:rPr>
+                <w:rFonts w:ascii="Times New Roman" w:hAnsi="Times New Roman" w:cs="Times New Roman"/>
+              </w:rPr>
+              <w:t>s</w:t>
+            </w:r>
+            <w:r>
+              <w:rPr>
+                <w:rFonts w:ascii="Times New Roman" w:hAnsi="Times New Roman" w:cs="Times New Roman"/>
+              </w:rPr>
+              <w:t xml:space="preserve"> decided </w:t>
             </w:r>
             <w:r>
               <w:rPr>

--- a/docs/phase4/dollar_doodle_tasklist.docx
+++ b/docs/phase4/dollar_doodle_tasklist.docx
@@ -2,7 +2,13 @@
 <file path=word/document.xml><?xml version="1.0" encoding="utf-8"?>
 <w:document xmlns:wpc="http://schemas.microsoft.com/office/word/2010/wordprocessingCanvas" xmlns:cx="http://schemas.microsoft.com/office/drawing/2014/chartex" xmlns:cx1="http://schemas.microsoft.com/office/drawing/2015/9/8/chartex" xmlns:cx2="http://schemas.microsoft.com/office/drawing/2015/10/21/chartex" xmlns:cx3="http://schemas.microsoft.com/office/drawing/2016/5/9/chartex" xmlns:cx4="http://schemas.microsoft.com/office/drawing/2016/5/10/chartex" xmlns:cx5="http://schemas.microsoft.com/office/drawing/2016/5/11/chartex" xmlns:cx6="http://schemas.microsoft.com/office/drawing/2016/5/12/chartex" xmlns:cx7="http://schemas.microsoft.com/office/drawing/2016/5/13/chartex" xmlns:cx8="http://schemas.microsoft.com/office/drawing/2016/5/14/chartex" xmlns:mc="http://schemas.openxmlformats.org/markup-compatibility/2006" xmlns:aink="http://schemas.microsoft.com/office/drawing/2016/ink" xmlns:am3d="http://schemas.microsoft.com/office/drawing/2017/model3d" xmlns:o="urn:schemas-microsoft-com:office:office" xmlns:oel="http://schemas.microsoft.com/office/2019/extlst" xmlns:r="http://schemas.openxmlformats.org/officeDocument/2006/relationships" xmlns:m="http://schemas.openxmlformats.org/officeDocument/2006/math" xmlns:v="urn:schemas-microsoft-com:vml" xmlns:wp14="http://schemas.microsoft.com/office/word/2010/wordprocessingDrawing" xmlns:wp="http://schemas.openxmlformats.org/drawingml/2006/wordprocessingDrawing" xmlns:w10="urn:schemas-microsoft-com:office:word" xmlns:w="http://schemas.openxmlformats.org/wordprocessingml/2006/main" xmlns:w14="http://schemas.microsoft.com/office/word/2010/wordml" xmlns:w15="http://schemas.microsoft.com/office/word/2012/wordml" xmlns:w16cex="http://schemas.microsoft.com/office/word/2018/wordml/cex" xmlns:w16cid="http://schemas.microsoft.com/office/word/2016/wordml/cid" xmlns:w16="http://schemas.microsoft.com/office/word/2018/wordml" xmlns:w16du="http://schemas.microsoft.com/office/word/2023/wordml/word16du" xmlns:w16sdtdh="http://schemas.microsoft.com/office/word/2020/wordml/sdtdatahash" xmlns:w16se="http://schemas.microsoft.com/office/word/2015/wordml/symex" xmlns:wpg="http://schemas.microsoft.com/office/word/2010/wordprocessingGroup" xmlns:wpi="http://schemas.microsoft.com/office/word/2010/wordprocessingInk" xmlns:wne="http://schemas.microsoft.com/office/word/2006/wordml" xmlns:wps="http://schemas.microsoft.com/office/word/2010/wordprocessingShape" mc:Ignorable="w14 w15 w16se w16cid w16 w16cex w16sdtdh w16du wp14">
   <w:body>
-    <w:p/>
+    <w:p>
+      <w:pPr>
+        <w:rPr>
+          <w:rFonts w:ascii="Times New Roman" w:hAnsi="Times New Roman" w:cs="Times New Roman"/>
+        </w:rPr>
+      </w:pPr>
+    </w:p>
     <w:tbl>
       <w:tblPr>
         <w:tblStyle w:val="TableGrid"/>
@@ -11,11 +17,11 @@
         <w:tblLook w:val="04A0" w:firstRow="1" w:lastRow="0" w:firstColumn="1" w:lastColumn="0" w:noHBand="0" w:noVBand="1"/>
       </w:tblPr>
       <w:tblGrid>
-        <w:gridCol w:w="2160"/>
-        <w:gridCol w:w="4140"/>
+        <w:gridCol w:w="2159"/>
+        <w:gridCol w:w="4137"/>
         <w:gridCol w:w="1260"/>
-        <w:gridCol w:w="1211"/>
-        <w:gridCol w:w="2119"/>
+        <w:gridCol w:w="1216"/>
+        <w:gridCol w:w="2118"/>
       </w:tblGrid>
       <w:tr>
         <w:tc>
@@ -25,13 +31,16 @@
           <w:p>
             <w:pPr>
               <w:pStyle w:val="Heading1"/>
-              <w:rPr>
+              <w:jc w:val="center"/>
+              <w:rPr>
+                <w:rFonts w:ascii="Times New Roman" w:hAnsi="Times New Roman" w:cs="Times New Roman"/>
                 <w:sz w:val="24"/>
                 <w:szCs w:val="24"/>
               </w:rPr>
             </w:pPr>
             <w:r>
               <w:rPr>
+                <w:rFonts w:ascii="Times New Roman" w:hAnsi="Times New Roman" w:cs="Times New Roman"/>
                 <w:sz w:val="24"/>
                 <w:szCs w:val="24"/>
               </w:rPr>
@@ -46,13 +55,16 @@
           <w:p>
             <w:pPr>
               <w:pStyle w:val="Heading1"/>
-              <w:rPr>
+              <w:jc w:val="center"/>
+              <w:rPr>
+                <w:rFonts w:ascii="Times New Roman" w:hAnsi="Times New Roman" w:cs="Times New Roman"/>
                 <w:sz w:val="24"/>
                 <w:szCs w:val="24"/>
               </w:rPr>
             </w:pPr>
             <w:r>
               <w:rPr>
+                <w:rFonts w:ascii="Times New Roman" w:hAnsi="Times New Roman" w:cs="Times New Roman"/>
                 <w:sz w:val="24"/>
                 <w:szCs w:val="24"/>
               </w:rPr>
@@ -67,13 +79,16 @@
           <w:p>
             <w:pPr>
               <w:pStyle w:val="Heading1"/>
-              <w:rPr>
+              <w:jc w:val="center"/>
+              <w:rPr>
+                <w:rFonts w:ascii="Times New Roman" w:hAnsi="Times New Roman" w:cs="Times New Roman"/>
                 <w:sz w:val="24"/>
                 <w:szCs w:val="24"/>
               </w:rPr>
             </w:pPr>
             <w:r>
               <w:rPr>
+                <w:rFonts w:ascii="Times New Roman" w:hAnsi="Times New Roman" w:cs="Times New Roman"/>
                 <w:sz w:val="24"/>
                 <w:szCs w:val="24"/>
               </w:rPr>
@@ -88,13 +103,16 @@
           <w:p>
             <w:pPr>
               <w:pStyle w:val="Heading1"/>
-              <w:rPr>
+              <w:jc w:val="center"/>
+              <w:rPr>
+                <w:rFonts w:ascii="Times New Roman" w:hAnsi="Times New Roman" w:cs="Times New Roman"/>
                 <w:sz w:val="24"/>
                 <w:szCs w:val="24"/>
               </w:rPr>
             </w:pPr>
             <w:r>
               <w:rPr>
+                <w:rFonts w:ascii="Times New Roman" w:hAnsi="Times New Roman" w:cs="Times New Roman"/>
                 <w:sz w:val="24"/>
                 <w:szCs w:val="24"/>
               </w:rPr>
@@ -109,13 +127,16 @@
           <w:p>
             <w:pPr>
               <w:pStyle w:val="Heading1"/>
-              <w:rPr>
+              <w:jc w:val="center"/>
+              <w:rPr>
+                <w:rFonts w:ascii="Times New Roman" w:hAnsi="Times New Roman" w:cs="Times New Roman"/>
                 <w:sz w:val="24"/>
                 <w:szCs w:val="24"/>
               </w:rPr>
             </w:pPr>
             <w:r>
               <w:rPr>
+                <w:rFonts w:ascii="Times New Roman" w:hAnsi="Times New Roman" w:cs="Times New Roman"/>
                 <w:sz w:val="24"/>
                 <w:szCs w:val="24"/>
               </w:rPr>
@@ -131,7 +152,6 @@
           </w:tcPr>
           <w:p>
             <w:pPr>
-              <w:jc w:val="both"/>
               <w:rPr>
                 <w:rFonts w:ascii="Times New Roman" w:hAnsi="Times New Roman" w:cs="Times New Roman"/>
               </w:rPr>
@@ -150,7 +170,6 @@
           </w:tcPr>
           <w:p>
             <w:pPr>
-              <w:jc w:val="both"/>
               <w:rPr>
                 <w:rFonts w:ascii="Times New Roman" w:hAnsi="Times New Roman" w:cs="Times New Roman"/>
               </w:rPr>
@@ -169,7 +188,7 @@
           </w:tcPr>
           <w:p>
             <w:pPr>
-              <w:jc w:val="both"/>
+              <w:jc w:val="center"/>
               <w:rPr>
                 <w:rFonts w:ascii="Times New Roman" w:hAnsi="Times New Roman" w:cs="Times New Roman"/>
               </w:rPr>
@@ -188,7 +207,7 @@
           </w:tcPr>
           <w:p>
             <w:pPr>
-              <w:jc w:val="both"/>
+              <w:jc w:val="center"/>
               <w:rPr>
                 <w:rFonts w:ascii="Times New Roman" w:hAnsi="Times New Roman" w:cs="Times New Roman"/>
               </w:rPr>
@@ -207,7 +226,7 @@
           </w:tcPr>
           <w:p>
             <w:pPr>
-              <w:jc w:val="both"/>
+              <w:jc w:val="center"/>
               <w:rPr>
                 <w:rFonts w:ascii="Times New Roman" w:hAnsi="Times New Roman" w:cs="Times New Roman"/>
               </w:rPr>
@@ -222,7 +241,6 @@
           </w:tcPr>
           <w:p>
             <w:pPr>
-              <w:jc w:val="both"/>
               <w:rPr>
                 <w:rFonts w:ascii="Times New Roman" w:hAnsi="Times New Roman" w:cs="Times New Roman"/>
               </w:rPr>
@@ -241,7 +259,6 @@
           </w:tcPr>
           <w:p>
             <w:pPr>
-              <w:jc w:val="both"/>
               <w:rPr>
                 <w:rFonts w:ascii="Times New Roman" w:hAnsi="Times New Roman" w:cs="Times New Roman"/>
               </w:rPr>
@@ -260,7 +277,7 @@
           </w:tcPr>
           <w:p>
             <w:pPr>
-              <w:jc w:val="both"/>
+              <w:jc w:val="center"/>
               <w:rPr>
                 <w:rFonts w:ascii="Times New Roman" w:hAnsi="Times New Roman" w:cs="Times New Roman"/>
               </w:rPr>
@@ -279,7 +296,7 @@
           </w:tcPr>
           <w:p>
             <w:pPr>
-              <w:jc w:val="both"/>
+              <w:jc w:val="center"/>
               <w:rPr>
                 <w:rFonts w:ascii="Times New Roman" w:hAnsi="Times New Roman" w:cs="Times New Roman"/>
               </w:rPr>
@@ -298,7 +315,7 @@
           </w:tcPr>
           <w:p>
             <w:pPr>
-              <w:jc w:val="both"/>
+              <w:jc w:val="center"/>
               <w:rPr>
                 <w:rFonts w:ascii="Times New Roman" w:hAnsi="Times New Roman" w:cs="Times New Roman"/>
               </w:rPr>
@@ -314,7 +331,6 @@
           </w:tcPr>
           <w:p>
             <w:pPr>
-              <w:jc w:val="both"/>
               <w:rPr>
                 <w:rFonts w:ascii="Times New Roman" w:hAnsi="Times New Roman" w:cs="Times New Roman"/>
               </w:rPr>
@@ -334,7 +350,6 @@
           </w:tcPr>
           <w:p>
             <w:pPr>
-              <w:jc w:val="both"/>
               <w:rPr>
                 <w:rFonts w:ascii="Times New Roman" w:hAnsi="Times New Roman" w:cs="Times New Roman"/>
               </w:rPr>
@@ -351,14 +366,12 @@
               </w:rPr>
               <w:t xml:space="preserve"> </w:t>
             </w:r>
-            <w:proofErr w:type="gramStart"/>
-            <w:r>
-              <w:rPr>
-                <w:rFonts w:ascii="Times New Roman" w:hAnsi="Times New Roman" w:cs="Times New Roman"/>
-              </w:rPr>
-              <w:t>( categories</w:t>
-            </w:r>
-            <w:proofErr w:type="gramEnd"/>
+            <w:r>
+              <w:rPr>
+                <w:rFonts w:ascii="Times New Roman" w:hAnsi="Times New Roman" w:cs="Times New Roman"/>
+              </w:rPr>
+              <w:t>(categories</w:t>
+            </w:r>
             <w:r>
               <w:rPr>
                 <w:rFonts w:ascii="Times New Roman" w:hAnsi="Times New Roman" w:cs="Times New Roman"/>
@@ -374,7 +387,7 @@
           </w:tcPr>
           <w:p>
             <w:pPr>
-              <w:jc w:val="both"/>
+              <w:jc w:val="center"/>
               <w:rPr>
                 <w:rFonts w:ascii="Times New Roman" w:hAnsi="Times New Roman" w:cs="Times New Roman"/>
               </w:rPr>
@@ -394,7 +407,7 @@
           </w:tcPr>
           <w:p>
             <w:pPr>
-              <w:jc w:val="both"/>
+              <w:jc w:val="center"/>
               <w:rPr>
                 <w:rFonts w:ascii="Times New Roman" w:hAnsi="Times New Roman" w:cs="Times New Roman"/>
               </w:rPr>
@@ -414,7 +427,7 @@
           </w:tcPr>
           <w:p>
             <w:pPr>
-              <w:jc w:val="both"/>
+              <w:jc w:val="center"/>
               <w:rPr>
                 <w:rFonts w:ascii="Times New Roman" w:hAnsi="Times New Roman" w:cs="Times New Roman"/>
               </w:rPr>
@@ -428,7 +441,7 @@
           </w:p>
           <w:p>
             <w:pPr>
-              <w:jc w:val="both"/>
+              <w:jc w:val="center"/>
               <w:rPr>
                 <w:rFonts w:ascii="Times New Roman" w:hAnsi="Times New Roman" w:cs="Times New Roman"/>
               </w:rPr>
@@ -444,34 +457,34 @@
       </w:tr>
       <w:tr>
         <w:trPr>
-          <w:trHeight w:val="845"/>
+          <w:trHeight w:val="1115"/>
         </w:trPr>
         <w:tc>
           <w:tcPr>
             <w:tcW w:w="2160" w:type="dxa"/>
-          </w:tcPr>
-          <w:p>
-            <w:pPr>
-              <w:jc w:val="both"/>
-              <w:rPr>
-                <w:rFonts w:ascii="Times New Roman" w:hAnsi="Times New Roman" w:cs="Times New Roman"/>
-              </w:rPr>
-            </w:pPr>
-            <w:r>
-              <w:rPr>
-                <w:rFonts w:ascii="Times New Roman" w:hAnsi="Times New Roman" w:cs="Times New Roman"/>
-              </w:rPr>
-              <w:t xml:space="preserve">Veryfi categories </w:t>
+            <w:shd w:val="clear" w:color="auto" w:fill="8DD873" w:themeFill="accent6" w:themeFillTint="99"/>
+          </w:tcPr>
+          <w:p>
+            <w:pPr>
+              <w:rPr>
+                <w:rFonts w:ascii="Times New Roman" w:hAnsi="Times New Roman" w:cs="Times New Roman"/>
+              </w:rPr>
+            </w:pPr>
+            <w:r>
+              <w:rPr>
+                <w:rFonts w:ascii="Times New Roman" w:hAnsi="Times New Roman" w:cs="Times New Roman"/>
+              </w:rPr>
+              <w:t>Veryfi categories</w:t>
             </w:r>
           </w:p>
         </w:tc>
         <w:tc>
           <w:tcPr>
             <w:tcW w:w="4140" w:type="dxa"/>
-          </w:tcPr>
-          <w:p>
-            <w:pPr>
-              <w:jc w:val="both"/>
+            <w:shd w:val="clear" w:color="auto" w:fill="8DD873" w:themeFill="accent6" w:themeFillTint="99"/>
+          </w:tcPr>
+          <w:p>
+            <w:pPr>
               <w:rPr>
                 <w:rFonts w:ascii="Times New Roman" w:hAnsi="Times New Roman" w:cs="Times New Roman"/>
               </w:rPr>
@@ -487,10 +500,11 @@
         <w:tc>
           <w:tcPr>
             <w:tcW w:w="1260" w:type="dxa"/>
-          </w:tcPr>
-          <w:p>
-            <w:pPr>
-              <w:jc w:val="both"/>
+            <w:shd w:val="clear" w:color="auto" w:fill="8DD873" w:themeFill="accent6" w:themeFillTint="99"/>
+          </w:tcPr>
+          <w:p>
+            <w:pPr>
+              <w:jc w:val="center"/>
               <w:rPr>
                 <w:rFonts w:ascii="Times New Roman" w:hAnsi="Times New Roman" w:cs="Times New Roman"/>
               </w:rPr>
@@ -506,10 +520,11 @@
         <w:tc>
           <w:tcPr>
             <w:tcW w:w="1211" w:type="dxa"/>
-          </w:tcPr>
-          <w:p>
-            <w:pPr>
-              <w:jc w:val="both"/>
+            <w:shd w:val="clear" w:color="auto" w:fill="8DD873" w:themeFill="accent6" w:themeFillTint="99"/>
+          </w:tcPr>
+          <w:p>
+            <w:pPr>
+              <w:jc w:val="center"/>
               <w:rPr>
                 <w:rFonts w:ascii="Times New Roman" w:hAnsi="Times New Roman" w:cs="Times New Roman"/>
               </w:rPr>
@@ -525,14 +540,21 @@
         <w:tc>
           <w:tcPr>
             <w:tcW w:w="2119" w:type="dxa"/>
-          </w:tcPr>
-          <w:p>
-            <w:pPr>
-              <w:jc w:val="both"/>
-              <w:rPr>
-                <w:rFonts w:ascii="Times New Roman" w:hAnsi="Times New Roman" w:cs="Times New Roman"/>
-              </w:rPr>
-            </w:pPr>
+            <w:shd w:val="clear" w:color="auto" w:fill="8DD873" w:themeFill="accent6" w:themeFillTint="99"/>
+          </w:tcPr>
+          <w:p>
+            <w:pPr>
+              <w:jc w:val="center"/>
+              <w:rPr>
+                <w:rFonts w:ascii="Times New Roman" w:hAnsi="Times New Roman" w:cs="Times New Roman"/>
+              </w:rPr>
+            </w:pPr>
+            <w:r>
+              <w:rPr>
+                <w:rFonts w:ascii="Times New Roman" w:hAnsi="Times New Roman" w:cs="Times New Roman"/>
+              </w:rPr>
+              <w:t>05/01/2026</w:t>
+            </w:r>
           </w:p>
         </w:tc>
       </w:tr>
@@ -544,22 +566,15 @@
           </w:tcPr>
           <w:p>
             <w:pPr>
-              <w:jc w:val="both"/>
-              <w:rPr>
-                <w:rFonts w:ascii="Times New Roman" w:hAnsi="Times New Roman" w:cs="Times New Roman"/>
-              </w:rPr>
-            </w:pPr>
-            <w:r>
-              <w:rPr>
-                <w:rFonts w:ascii="Times New Roman" w:hAnsi="Times New Roman" w:cs="Times New Roman"/>
-              </w:rPr>
-              <w:t xml:space="preserve">Mass </w:t>
-            </w:r>
-            <w:r>
-              <w:rPr>
-                <w:rFonts w:ascii="Times New Roman" w:hAnsi="Times New Roman" w:cs="Times New Roman"/>
-              </w:rPr>
-              <w:t>deletes</w:t>
+              <w:rPr>
+                <w:rFonts w:ascii="Times New Roman" w:hAnsi="Times New Roman" w:cs="Times New Roman"/>
+              </w:rPr>
+            </w:pPr>
+            <w:r>
+              <w:rPr>
+                <w:rFonts w:ascii="Times New Roman" w:hAnsi="Times New Roman" w:cs="Times New Roman"/>
+              </w:rPr>
+              <w:t>Mass deletes</w:t>
             </w:r>
           </w:p>
         </w:tc>
@@ -570,22 +585,15 @@
           </w:tcPr>
           <w:p>
             <w:pPr>
-              <w:jc w:val="both"/>
-              <w:rPr>
-                <w:rFonts w:ascii="Times New Roman" w:hAnsi="Times New Roman" w:cs="Times New Roman"/>
-              </w:rPr>
-            </w:pPr>
-            <w:r>
-              <w:rPr>
-                <w:rFonts w:ascii="Times New Roman" w:hAnsi="Times New Roman" w:cs="Times New Roman"/>
-              </w:rPr>
-              <w:t xml:space="preserve">Attempt to make it where we can allow a user to be able to delete </w:t>
-            </w:r>
-            <w:r>
-              <w:rPr>
-                <w:rFonts w:ascii="Times New Roman" w:hAnsi="Times New Roman" w:cs="Times New Roman"/>
-              </w:rPr>
-              <w:t>multiple transactions at once</w:t>
+              <w:rPr>
+                <w:rFonts w:ascii="Times New Roman" w:hAnsi="Times New Roman" w:cs="Times New Roman"/>
+              </w:rPr>
+            </w:pPr>
+            <w:r>
+              <w:rPr>
+                <w:rFonts w:ascii="Times New Roman" w:hAnsi="Times New Roman" w:cs="Times New Roman"/>
+              </w:rPr>
+              <w:t>Attempt to make it where we can allow a user to be able to delete multiple transactions at once</w:t>
             </w:r>
           </w:p>
         </w:tc>
@@ -636,58 +644,16 @@
           </w:tcPr>
           <w:p>
             <w:pPr>
-              <w:jc w:val="both"/>
-              <w:rPr>
-                <w:rFonts w:ascii="Times New Roman" w:hAnsi="Times New Roman" w:cs="Times New Roman"/>
-              </w:rPr>
-            </w:pPr>
-            <w:r>
-              <w:rPr>
-                <w:rFonts w:ascii="Times New Roman" w:hAnsi="Times New Roman" w:cs="Times New Roman"/>
-              </w:rPr>
-              <w:t>Team member</w:t>
-            </w:r>
-            <w:r>
-              <w:rPr>
-                <w:rFonts w:ascii="Times New Roman" w:hAnsi="Times New Roman" w:cs="Times New Roman"/>
-              </w:rPr>
-              <w:t>s</w:t>
-            </w:r>
-            <w:r>
-              <w:rPr>
-                <w:rFonts w:ascii="Times New Roman" w:hAnsi="Times New Roman" w:cs="Times New Roman"/>
-              </w:rPr>
-              <w:t xml:space="preserve"> decided </w:t>
-            </w:r>
-            <w:r>
-              <w:rPr>
-                <w:rFonts w:ascii="Times New Roman" w:hAnsi="Times New Roman" w:cs="Times New Roman"/>
-              </w:rPr>
-              <w:t xml:space="preserve">not </w:t>
-            </w:r>
-            <w:r>
-              <w:rPr>
-                <w:rFonts w:ascii="Times New Roman" w:hAnsi="Times New Roman" w:cs="Times New Roman"/>
-              </w:rPr>
-              <w:t xml:space="preserve">to </w:t>
-            </w:r>
-            <w:r>
-              <w:rPr>
-                <w:rFonts w:ascii="Times New Roman" w:hAnsi="Times New Roman" w:cs="Times New Roman"/>
-              </w:rPr>
-              <w:t>do</w:t>
-            </w:r>
-            <w:r>
-              <w:rPr>
-                <w:rFonts w:ascii="Times New Roman" w:hAnsi="Times New Roman" w:cs="Times New Roman"/>
-              </w:rPr>
-              <w:t xml:space="preserve"> this specific task since it may take so much time and we may need to change the whole design of the dashboard</w:t>
-            </w:r>
-            <w:r>
-              <w:rPr>
-                <w:rFonts w:ascii="Times New Roman" w:hAnsi="Times New Roman" w:cs="Times New Roman"/>
-              </w:rPr>
-              <w:t>.</w:t>
+              <w:jc w:val="center"/>
+              <w:rPr>
+                <w:rFonts w:ascii="Times New Roman" w:hAnsi="Times New Roman" w:cs="Times New Roman"/>
+              </w:rPr>
+            </w:pPr>
+            <w:r>
+              <w:rPr>
+                <w:rFonts w:ascii="Times New Roman" w:hAnsi="Times New Roman" w:cs="Times New Roman"/>
+              </w:rPr>
+              <w:t>Team members decided not to do this specific task since it may take so much time and we may need to change the whole design of the dashboard.</w:t>
             </w:r>
           </w:p>
         </w:tc>
@@ -700,7 +666,6 @@
           </w:tcPr>
           <w:p>
             <w:pPr>
-              <w:jc w:val="both"/>
               <w:rPr>
                 <w:rFonts w:ascii="Times New Roman" w:hAnsi="Times New Roman" w:cs="Times New Roman"/>
               </w:rPr>
@@ -720,40 +685,15 @@
           </w:tcPr>
           <w:p>
             <w:pPr>
-              <w:jc w:val="both"/>
-              <w:rPr>
-                <w:rFonts w:ascii="Times New Roman" w:hAnsi="Times New Roman" w:cs="Times New Roman"/>
-              </w:rPr>
-            </w:pPr>
-            <w:r>
-              <w:rPr>
-                <w:rFonts w:ascii="Times New Roman" w:hAnsi="Times New Roman" w:cs="Times New Roman"/>
-              </w:rPr>
-              <w:t xml:space="preserve">Show only a certain </w:t>
-            </w:r>
-            <w:r>
-              <w:rPr>
-                <w:rFonts w:ascii="Times New Roman" w:hAnsi="Times New Roman" w:cs="Times New Roman"/>
-              </w:rPr>
-              <w:t>number</w:t>
-            </w:r>
-            <w:r>
-              <w:rPr>
-                <w:rFonts w:ascii="Times New Roman" w:hAnsi="Times New Roman" w:cs="Times New Roman"/>
-              </w:rPr>
-              <w:t xml:space="preserve"> of transactions</w:t>
-            </w:r>
-            <w:r>
-              <w:rPr>
-                <w:rFonts w:ascii="Times New Roman" w:hAnsi="Times New Roman" w:cs="Times New Roman"/>
-              </w:rPr>
-              <w:t xml:space="preserve"> on a page</w:t>
-            </w:r>
-            <w:r>
-              <w:rPr>
-                <w:rFonts w:ascii="Times New Roman" w:hAnsi="Times New Roman" w:cs="Times New Roman"/>
-              </w:rPr>
-              <w:t xml:space="preserve"> with current balance.</w:t>
+              <w:rPr>
+                <w:rFonts w:ascii="Times New Roman" w:hAnsi="Times New Roman" w:cs="Times New Roman"/>
+              </w:rPr>
+            </w:pPr>
+            <w:r>
+              <w:rPr>
+                <w:rFonts w:ascii="Times New Roman" w:hAnsi="Times New Roman" w:cs="Times New Roman"/>
+              </w:rPr>
+              <w:t>Show only a certain number of transactions on a page with current balance.</w:t>
             </w:r>
           </w:p>
         </w:tc>
@@ -764,7 +704,7 @@
           </w:tcPr>
           <w:p>
             <w:pPr>
-              <w:jc w:val="both"/>
+              <w:jc w:val="center"/>
               <w:rPr>
                 <w:rFonts w:ascii="Times New Roman" w:hAnsi="Times New Roman" w:cs="Times New Roman"/>
               </w:rPr>
@@ -784,7 +724,7 @@
           </w:tcPr>
           <w:p>
             <w:pPr>
-              <w:jc w:val="both"/>
+              <w:jc w:val="center"/>
               <w:rPr>
                 <w:rFonts w:ascii="Times New Roman" w:hAnsi="Times New Roman" w:cs="Times New Roman"/>
               </w:rPr>
@@ -804,7 +744,7 @@
           </w:tcPr>
           <w:p>
             <w:pPr>
-              <w:jc w:val="both"/>
+              <w:jc w:val="center"/>
               <w:rPr>
                 <w:rFonts w:ascii="Times New Roman" w:hAnsi="Times New Roman" w:cs="Times New Roman"/>
               </w:rPr>
@@ -825,7 +765,6 @@
           </w:tcPr>
           <w:p>
             <w:pPr>
-              <w:jc w:val="both"/>
               <w:rPr>
                 <w:rFonts w:ascii="Times New Roman" w:hAnsi="Times New Roman" w:cs="Times New Roman"/>
               </w:rPr>
@@ -844,7 +783,6 @@
           </w:tcPr>
           <w:p>
             <w:pPr>
-              <w:jc w:val="both"/>
               <w:rPr>
                 <w:rFonts w:ascii="Times New Roman" w:hAnsi="Times New Roman" w:cs="Times New Roman"/>
               </w:rPr>
@@ -863,7 +801,7 @@
           </w:tcPr>
           <w:p>
             <w:pPr>
-              <w:jc w:val="both"/>
+              <w:jc w:val="center"/>
               <w:rPr>
                 <w:rFonts w:ascii="Times New Roman" w:hAnsi="Times New Roman" w:cs="Times New Roman"/>
               </w:rPr>
@@ -882,7 +820,7 @@
           </w:tcPr>
           <w:p>
             <w:pPr>
-              <w:jc w:val="both"/>
+              <w:jc w:val="center"/>
               <w:rPr>
                 <w:rFonts w:ascii="Times New Roman" w:hAnsi="Times New Roman" w:cs="Times New Roman"/>
               </w:rPr>
@@ -901,7 +839,7 @@
           </w:tcPr>
           <w:p>
             <w:pPr>
-              <w:jc w:val="both"/>
+              <w:jc w:val="center"/>
               <w:rPr>
                 <w:rFonts w:ascii="Times New Roman" w:hAnsi="Times New Roman" w:cs="Times New Roman"/>
               </w:rPr>
@@ -916,7 +854,6 @@
           </w:tcPr>
           <w:p>
             <w:pPr>
-              <w:jc w:val="both"/>
               <w:rPr>
                 <w:rFonts w:ascii="Times New Roman" w:hAnsi="Times New Roman" w:cs="Times New Roman"/>
               </w:rPr>
@@ -935,7 +872,6 @@
           </w:tcPr>
           <w:p>
             <w:pPr>
-              <w:jc w:val="both"/>
               <w:rPr>
                 <w:rFonts w:ascii="Times New Roman" w:hAnsi="Times New Roman" w:cs="Times New Roman"/>
               </w:rPr>
@@ -954,7 +890,7 @@
           </w:tcPr>
           <w:p>
             <w:pPr>
-              <w:jc w:val="both"/>
+              <w:jc w:val="center"/>
               <w:rPr>
                 <w:rFonts w:ascii="Times New Roman" w:hAnsi="Times New Roman" w:cs="Times New Roman"/>
               </w:rPr>
@@ -973,7 +909,7 @@
           </w:tcPr>
           <w:p>
             <w:pPr>
-              <w:jc w:val="both"/>
+              <w:jc w:val="center"/>
               <w:rPr>
                 <w:rFonts w:ascii="Times New Roman" w:hAnsi="Times New Roman" w:cs="Times New Roman"/>
               </w:rPr>
@@ -992,7 +928,7 @@
           </w:tcPr>
           <w:p>
             <w:pPr>
-              <w:jc w:val="both"/>
+              <w:jc w:val="center"/>
               <w:rPr>
                 <w:rFonts w:ascii="Times New Roman" w:hAnsi="Times New Roman" w:cs="Times New Roman"/>
               </w:rPr>
@@ -1007,7 +943,6 @@
           </w:tcPr>
           <w:p>
             <w:pPr>
-              <w:jc w:val="both"/>
               <w:rPr>
                 <w:rFonts w:ascii="Times New Roman" w:hAnsi="Times New Roman" w:cs="Times New Roman"/>
               </w:rPr>
@@ -1026,7 +961,6 @@
           </w:tcPr>
           <w:p>
             <w:pPr>
-              <w:jc w:val="both"/>
               <w:rPr>
                 <w:rFonts w:ascii="Times New Roman" w:hAnsi="Times New Roman" w:cs="Times New Roman"/>
               </w:rPr>
@@ -1045,7 +979,7 @@
           </w:tcPr>
           <w:p>
             <w:pPr>
-              <w:jc w:val="both"/>
+              <w:jc w:val="center"/>
               <w:rPr>
                 <w:rFonts w:ascii="Times New Roman" w:hAnsi="Times New Roman" w:cs="Times New Roman"/>
               </w:rPr>
@@ -1064,7 +998,7 @@
           </w:tcPr>
           <w:p>
             <w:pPr>
-              <w:jc w:val="both"/>
+              <w:jc w:val="center"/>
               <w:rPr>
                 <w:rFonts w:ascii="Times New Roman" w:hAnsi="Times New Roman" w:cs="Times New Roman"/>
               </w:rPr>
@@ -1083,7 +1017,7 @@
           </w:tcPr>
           <w:p>
             <w:pPr>
-              <w:jc w:val="both"/>
+              <w:jc w:val="center"/>
               <w:rPr>
                 <w:rFonts w:ascii="Times New Roman" w:hAnsi="Times New Roman" w:cs="Times New Roman"/>
               </w:rPr>
@@ -1099,7 +1033,6 @@
           </w:tcPr>
           <w:p>
             <w:pPr>
-              <w:jc w:val="both"/>
               <w:rPr>
                 <w:rFonts w:ascii="Times New Roman" w:hAnsi="Times New Roman" w:cs="Times New Roman"/>
               </w:rPr>
@@ -1119,28 +1052,15 @@
           </w:tcPr>
           <w:p>
             <w:pPr>
-              <w:jc w:val="both"/>
-              <w:rPr>
-                <w:rFonts w:ascii="Times New Roman" w:hAnsi="Times New Roman" w:cs="Times New Roman"/>
-              </w:rPr>
-            </w:pPr>
-            <w:r>
-              <w:rPr>
-                <w:rFonts w:ascii="Times New Roman" w:hAnsi="Times New Roman" w:cs="Times New Roman"/>
-              </w:rPr>
-              <w:t xml:space="preserve">Date isn’t in a good </w:t>
-            </w:r>
-            <w:r>
-              <w:rPr>
-                <w:rFonts w:ascii="Times New Roman" w:hAnsi="Times New Roman" w:cs="Times New Roman"/>
-              </w:rPr>
-              <w:t>spot,</w:t>
-            </w:r>
-            <w:r>
-              <w:rPr>
-                <w:rFonts w:ascii="Times New Roman" w:hAnsi="Times New Roman" w:cs="Times New Roman"/>
-              </w:rPr>
-              <w:t xml:space="preserve"> so we need to adjust the spot</w:t>
+              <w:rPr>
+                <w:rFonts w:ascii="Times New Roman" w:hAnsi="Times New Roman" w:cs="Times New Roman"/>
+              </w:rPr>
+            </w:pPr>
+            <w:r>
+              <w:rPr>
+                <w:rFonts w:ascii="Times New Roman" w:hAnsi="Times New Roman" w:cs="Times New Roman"/>
+              </w:rPr>
+              <w:t>Date isn’t in a good spot, so we need to adjust the spot</w:t>
             </w:r>
           </w:p>
         </w:tc>
@@ -1151,7 +1071,7 @@
           </w:tcPr>
           <w:p>
             <w:pPr>
-              <w:jc w:val="both"/>
+              <w:jc w:val="center"/>
               <w:rPr>
                 <w:rFonts w:ascii="Times New Roman" w:hAnsi="Times New Roman" w:cs="Times New Roman"/>
               </w:rPr>
@@ -1171,7 +1091,7 @@
           </w:tcPr>
           <w:p>
             <w:pPr>
-              <w:jc w:val="both"/>
+              <w:jc w:val="center"/>
               <w:rPr>
                 <w:rFonts w:ascii="Times New Roman" w:hAnsi="Times New Roman" w:cs="Times New Roman"/>
               </w:rPr>
@@ -1191,7 +1111,7 @@
           </w:tcPr>
           <w:p>
             <w:pPr>
-              <w:jc w:val="both"/>
+              <w:jc w:val="center"/>
               <w:rPr>
                 <w:rFonts w:ascii="Times New Roman" w:hAnsi="Times New Roman" w:cs="Times New Roman"/>
               </w:rPr>
@@ -1208,7 +1128,6 @@
     </w:tbl>
     <w:p>
       <w:pPr>
-        <w:jc w:val="both"/>
         <w:rPr>
           <w:rFonts w:ascii="Times New Roman" w:hAnsi="Times New Roman" w:cs="Times New Roman"/>
         </w:rPr>
